--- a/Doc/JT-PRE-TPI.docx
+++ b/Doc/JT-PRE-TPI.docx
@@ -264,7 +264,7 @@
             </w:rPr>
             <w:fldChar w:fldCharType="separate"/>
           </w:r>
-          <w:hyperlink w:anchor="_Toc190677293" w:history="1">
+          <w:hyperlink w:anchor="_Toc190701362" w:history="1">
             <w:r>
               <w:rPr>
                 <w:rStyle w:val="Lienhypertexte"/>
@@ -306,7 +306,7 @@
                 <w:noProof/>
                 <w:webHidden/>
               </w:rPr>
-              <w:instrText xml:space="preserve"> PAGEREF _Toc190677293 \h </w:instrText>
+              <w:instrText xml:space="preserve"> PAGEREF _Toc190701362 \h </w:instrText>
             </w:r>
             <w:r>
               <w:rPr>
@@ -350,7 +350,7 @@
               <w:lang w:eastAsia="fr-CH"/>
             </w:rPr>
           </w:pPr>
-          <w:hyperlink w:anchor="_Toc190677294" w:history="1">
+          <w:hyperlink w:anchor="_Toc190701363" w:history="1">
             <w:r>
               <w:rPr>
                 <w:rStyle w:val="Lienhypertexte"/>
@@ -392,7 +392,7 @@
                 <w:noProof/>
                 <w:webHidden/>
               </w:rPr>
-              <w:instrText xml:space="preserve"> PAGEREF _Toc190677294 \h </w:instrText>
+              <w:instrText xml:space="preserve"> PAGEREF _Toc190701363 \h </w:instrText>
             </w:r>
             <w:r>
               <w:rPr>
@@ -436,7 +436,7 @@
               <w:lang w:eastAsia="fr-CH"/>
             </w:rPr>
           </w:pPr>
-          <w:hyperlink w:anchor="_Toc190677295" w:history="1">
+          <w:hyperlink w:anchor="_Toc190701364" w:history="1">
             <w:r>
               <w:rPr>
                 <w:rStyle w:val="Lienhypertexte"/>
@@ -478,7 +478,7 @@
                 <w:noProof/>
                 <w:webHidden/>
               </w:rPr>
-              <w:instrText xml:space="preserve"> PAGEREF _Toc190677295 \h </w:instrText>
+              <w:instrText xml:space="preserve"> PAGEREF _Toc190701364 \h </w:instrText>
             </w:r>
             <w:r>
               <w:rPr>
@@ -498,7 +498,265 @@
                 <w:noProof/>
                 <w:webHidden/>
               </w:rPr>
-              <w:t>4</w:t>
+              <w:t>5</w:t>
+            </w:r>
+            <w:r>
+              <w:rPr>
+                <w:noProof/>
+                <w:webHidden/>
+              </w:rPr>
+              <w:fldChar w:fldCharType="end"/>
+            </w:r>
+          </w:hyperlink>
+        </w:p>
+        <w:p>
+          <w:pPr>
+            <w:pStyle w:val="TM1"/>
+            <w:tabs>
+              <w:tab w:val="left" w:pos="440"/>
+              <w:tab w:val="right" w:leader="dot" w:pos="9062"/>
+            </w:tabs>
+            <w:rPr>
+              <w:rFonts w:eastAsiaTheme="minorEastAsia"/>
+              <w:noProof/>
+              <w:lang w:eastAsia="fr-CH"/>
+            </w:rPr>
+          </w:pPr>
+          <w:hyperlink w:anchor="_Toc190701365" w:history="1">
+            <w:r>
+              <w:rPr>
+                <w:rStyle w:val="Lienhypertexte"/>
+                <w:noProof/>
+              </w:rPr>
+              <w:t>4.</w:t>
+            </w:r>
+            <w:r>
+              <w:rPr>
+                <w:rFonts w:eastAsiaTheme="minorEastAsia"/>
+                <w:noProof/>
+                <w:lang w:eastAsia="fr-CH"/>
+              </w:rPr>
+              <w:tab/>
+            </w:r>
+            <w:r>
+              <w:rPr>
+                <w:rStyle w:val="Lienhypertexte"/>
+                <w:noProof/>
+              </w:rPr>
+              <w:t>04.02.2025</w:t>
+            </w:r>
+            <w:r>
+              <w:rPr>
+                <w:noProof/>
+                <w:webHidden/>
+              </w:rPr>
+              <w:tab/>
+            </w:r>
+            <w:r>
+              <w:rPr>
+                <w:noProof/>
+                <w:webHidden/>
+              </w:rPr>
+              <w:fldChar w:fldCharType="begin"/>
+            </w:r>
+            <w:r>
+              <w:rPr>
+                <w:noProof/>
+                <w:webHidden/>
+              </w:rPr>
+              <w:instrText xml:space="preserve"> PAGEREF _Toc190701365 \h </w:instrText>
+            </w:r>
+            <w:r>
+              <w:rPr>
+                <w:noProof/>
+                <w:webHidden/>
+              </w:rPr>
+            </w:r>
+            <w:r>
+              <w:rPr>
+                <w:noProof/>
+                <w:webHidden/>
+              </w:rPr>
+              <w:fldChar w:fldCharType="separate"/>
+            </w:r>
+            <w:r>
+              <w:rPr>
+                <w:noProof/>
+                <w:webHidden/>
+              </w:rPr>
+              <w:t>6</w:t>
+            </w:r>
+            <w:r>
+              <w:rPr>
+                <w:noProof/>
+                <w:webHidden/>
+              </w:rPr>
+              <w:fldChar w:fldCharType="end"/>
+            </w:r>
+          </w:hyperlink>
+        </w:p>
+        <w:p>
+          <w:pPr>
+            <w:pStyle w:val="TM1"/>
+            <w:tabs>
+              <w:tab w:val="left" w:pos="440"/>
+              <w:tab w:val="right" w:leader="dot" w:pos="9062"/>
+            </w:tabs>
+            <w:rPr>
+              <w:rFonts w:eastAsiaTheme="minorEastAsia"/>
+              <w:noProof/>
+              <w:lang w:eastAsia="fr-CH"/>
+            </w:rPr>
+          </w:pPr>
+          <w:hyperlink w:anchor="_Toc190701366" w:history="1">
+            <w:r>
+              <w:rPr>
+                <w:rStyle w:val="Lienhypertexte"/>
+                <w:noProof/>
+              </w:rPr>
+              <w:t>5.</w:t>
+            </w:r>
+            <w:r>
+              <w:rPr>
+                <w:rFonts w:eastAsiaTheme="minorEastAsia"/>
+                <w:noProof/>
+                <w:lang w:eastAsia="fr-CH"/>
+              </w:rPr>
+              <w:tab/>
+            </w:r>
+            <w:r>
+              <w:rPr>
+                <w:rStyle w:val="Lienhypertexte"/>
+                <w:noProof/>
+              </w:rPr>
+              <w:t>10.02.2025</w:t>
+            </w:r>
+            <w:r>
+              <w:rPr>
+                <w:noProof/>
+                <w:webHidden/>
+              </w:rPr>
+              <w:tab/>
+            </w:r>
+            <w:r>
+              <w:rPr>
+                <w:noProof/>
+                <w:webHidden/>
+              </w:rPr>
+              <w:fldChar w:fldCharType="begin"/>
+            </w:r>
+            <w:r>
+              <w:rPr>
+                <w:noProof/>
+                <w:webHidden/>
+              </w:rPr>
+              <w:instrText xml:space="preserve"> PAGEREF _Toc190701366 \h </w:instrText>
+            </w:r>
+            <w:r>
+              <w:rPr>
+                <w:noProof/>
+                <w:webHidden/>
+              </w:rPr>
+            </w:r>
+            <w:r>
+              <w:rPr>
+                <w:noProof/>
+                <w:webHidden/>
+              </w:rPr>
+              <w:fldChar w:fldCharType="separate"/>
+            </w:r>
+            <w:r>
+              <w:rPr>
+                <w:noProof/>
+                <w:webHidden/>
+              </w:rPr>
+              <w:t>7</w:t>
+            </w:r>
+            <w:r>
+              <w:rPr>
+                <w:noProof/>
+                <w:webHidden/>
+              </w:rPr>
+              <w:fldChar w:fldCharType="end"/>
+            </w:r>
+          </w:hyperlink>
+        </w:p>
+        <w:p>
+          <w:pPr>
+            <w:pStyle w:val="TM1"/>
+            <w:tabs>
+              <w:tab w:val="left" w:pos="440"/>
+              <w:tab w:val="right" w:leader="dot" w:pos="9062"/>
+            </w:tabs>
+            <w:rPr>
+              <w:rFonts w:eastAsiaTheme="minorEastAsia"/>
+              <w:noProof/>
+              <w:lang w:eastAsia="fr-CH"/>
+            </w:rPr>
+          </w:pPr>
+          <w:hyperlink w:anchor="_Toc190701367" w:history="1">
+            <w:r>
+              <w:rPr>
+                <w:rStyle w:val="Lienhypertexte"/>
+                <w:noProof/>
+              </w:rPr>
+              <w:t>6.</w:t>
+            </w:r>
+            <w:r>
+              <w:rPr>
+                <w:rFonts w:eastAsiaTheme="minorEastAsia"/>
+                <w:noProof/>
+                <w:lang w:eastAsia="fr-CH"/>
+              </w:rPr>
+              <w:tab/>
+            </w:r>
+            <w:r>
+              <w:rPr>
+                <w:rStyle w:val="Lienhypertexte"/>
+                <w:noProof/>
+              </w:rPr>
+              <w:t>11.02.2025</w:t>
+            </w:r>
+            <w:r>
+              <w:rPr>
+                <w:noProof/>
+                <w:webHidden/>
+              </w:rPr>
+              <w:tab/>
+            </w:r>
+            <w:r>
+              <w:rPr>
+                <w:noProof/>
+                <w:webHidden/>
+              </w:rPr>
+              <w:fldChar w:fldCharType="begin"/>
+            </w:r>
+            <w:r>
+              <w:rPr>
+                <w:noProof/>
+                <w:webHidden/>
+              </w:rPr>
+              <w:instrText xml:space="preserve"> PAGEREF _Toc190701367 \h </w:instrText>
+            </w:r>
+            <w:r>
+              <w:rPr>
+                <w:noProof/>
+                <w:webHidden/>
+              </w:rPr>
+            </w:r>
+            <w:r>
+              <w:rPr>
+                <w:noProof/>
+                <w:webHidden/>
+              </w:rPr>
+              <w:fldChar w:fldCharType="separate"/>
+            </w:r>
+            <w:r>
+              <w:rPr>
+                <w:noProof/>
+                <w:webHidden/>
+              </w:rPr>
+              <w:t>8</w:t>
             </w:r>
             <w:r>
               <w:rPr>
@@ -544,7 +802,7 @@
           <w:numId w:val="1"/>
         </w:numPr>
       </w:pPr>
-      <w:bookmarkStart w:id="0" w:name="_Toc190677293"/>
+      <w:bookmarkStart w:id="0" w:name="_Toc190701362"/>
       <w:r>
         <w:lastRenderedPageBreak/>
         <w:t>27.01.2025</w:t>
@@ -561,8 +819,6 @@
       </w:r>
       <w:r>
         <w:br/>
-      </w:r>
-      <w:r>
         <w:t>Pour le premier jour du PRETPI, il été donné pour tâche de choisir le sujet du projet. Après une longue discussion avec M. Schenk et M. Vadi je suis parti pour faire un jeu en 2D et 3D avec les caractéristiques suivantes :</w:t>
       </w:r>
     </w:p>
@@ -592,13 +848,7 @@
         </w:numPr>
       </w:pPr>
       <w:r>
-        <w:t>Passer en mode plan. (</w:t>
-      </w:r>
-      <w:r>
-        <w:t>Vue</w:t>
-      </w:r>
-      <w:r>
-        <w:t xml:space="preserve"> verticale)</w:t>
+        <w:t>Passer en mode plan. (Vue verticale)</w:t>
       </w:r>
     </w:p>
     <w:p>
@@ -735,13 +985,7 @@
     </w:p>
     <w:p>
       <w:r>
-        <w:t xml:space="preserve">Je suis </w:t>
-      </w:r>
-      <w:r>
-        <w:t>en train</w:t>
-      </w:r>
-      <w:r>
-        <w:t xml:space="preserve"> de rédiger le cahier des charges et de dessiner des schémas pour définir clairement quel est le produit final souhaité.</w:t>
+        <w:t>Je suis en train de rédiger le cahier des charges et de dessiner des schémas pour définir clairement quel est le produit final souhaité.</w:t>
       </w:r>
     </w:p>
     <w:p>
@@ -756,35 +1000,209 @@
           <w:i/>
           <w:color w:val="7F7F7F" w:themeColor="text1" w:themeTint="80"/>
         </w:rPr>
-        <w:t xml:space="preserve">P.S. : J'ai eu l'idée initiale de mélanger le mécanisme de changement de point de vue de la caméra, avec un jeu d'extermination de zombie, mais le tout s'avère trop complexe pour le PRETPI. Nous avons aussi </w:t>
-      </w:r>
-      <w:r>
+        <w:t>P.S. : J'ai eu l'idée initiale de mélanger le mécanisme de changement de point de vue de la caméra, avec un jeu d'extermination de zombie, mais le tout s'avère trop complexe pour le PRETPI. Nous avons aussi réfléchi avec M. Schenk, de ce qui aurait pu plaire aux experts en termes d'innovation ou d'input externe à l'ordinateur, mais cela n'a abouti à rien, puisque le sujet du vrai TPI sera sûrement imposé et il est trop tôt pour y réfléchir. Finalement, je me concentre sur la mécanique principale et si tout se passe bien je continue sur ce chemin en ajoutant des fonctionnalités peu à peu.</w:t>
+      </w:r>
+    </w:p>
+    <w:p>
+      <w:r>
+        <w:br w:type="page"/>
+      </w:r>
+    </w:p>
+    <w:p/>
+    <w:p>
+      <w:pPr>
+        <w:pStyle w:val="Titre1"/>
+        <w:numPr>
+          <w:ilvl w:val="0"/>
+          <w:numId w:val="1"/>
+        </w:numPr>
+      </w:pPr>
+      <w:bookmarkStart w:id="1" w:name="_Toc190701363"/>
+      <w:r>
+        <w:t>28.01.2025</w:t>
+      </w:r>
+      <w:bookmarkEnd w:id="1"/>
+    </w:p>
+    <w:p>
+      <w:r>
+        <w:rPr>
+          <w:b/>
+          <w:sz w:val="24"/>
+        </w:rPr>
+        <w:t>9 périodes :</w:t>
+      </w:r>
+    </w:p>
+    <w:p>
+      <w:r>
+        <w:t>J'ai commencé la journée par terminer le cahier des charges et la planification que j'ai ensuite envoyé à M. Schenk en attendant sa réponse.</w:t>
+      </w:r>
+      <w:r>
+        <w:t xml:space="preserve"> </w:t>
+      </w:r>
+      <w:r>
+        <w:t>J'ai ensuite initialisé un projet Raylib que j'ai déposé sur GitHub.</w:t>
+      </w:r>
+    </w:p>
+    <w:p>
+      <w:pPr>
+        <w:rPr>
+          <w:b/>
+        </w:rPr>
+      </w:pPr>
+      <w:r>
+        <w:rPr>
+          <w:b/>
+        </w:rPr>
+        <w:t>Ce qui a été fait :</w:t>
+      </w:r>
+    </w:p>
+    <w:p>
+      <w:pPr>
+        <w:pStyle w:val="Paragraphedeliste"/>
+        <w:numPr>
+          <w:ilvl w:val="0"/>
+          <w:numId w:val="4"/>
+        </w:numPr>
+      </w:pPr>
+      <w:r>
+        <w:t>Déplacement du joueur (cube gris) sur l'axe X (Touches : A et D)</w:t>
+      </w:r>
+    </w:p>
+    <w:p>
+      <w:pPr>
+        <w:pStyle w:val="Paragraphedeliste"/>
+        <w:numPr>
+          <w:ilvl w:val="0"/>
+          <w:numId w:val="4"/>
+        </w:numPr>
+      </w:pPr>
+      <w:r>
+        <w:t>Rotation du joueur (Touche : Espace)</w:t>
+      </w:r>
+    </w:p>
+    <w:p>
+      <w:pPr>
+        <w:pStyle w:val="Paragraphedeliste"/>
+        <w:numPr>
+          <w:ilvl w:val="0"/>
+          <w:numId w:val="4"/>
+        </w:numPr>
+      </w:pPr>
+      <w:r>
+        <w:t>Rotation de la caméra (Touche : Espace)</w:t>
+      </w:r>
+    </w:p>
+    <w:p>
+      <w:pPr>
+        <w:pStyle w:val="Paragraphedeliste"/>
+        <w:numPr>
+          <w:ilvl w:val="0"/>
+          <w:numId w:val="4"/>
+        </w:numPr>
+      </w:pPr>
+      <w:r>
+        <w:t>Caméra en vue depuis le dessus (Touche : Q)</w:t>
+      </w:r>
+    </w:p>
+    <w:p>
+      <w:pPr>
+        <w:pStyle w:val="Paragraphedeliste"/>
+        <w:numPr>
+          <w:ilvl w:val="0"/>
+          <w:numId w:val="4"/>
+        </w:numPr>
+      </w:pPr>
+      <w:r>
+        <w:t>Ajout d'un plan</w:t>
+      </w:r>
+    </w:p>
+    <w:p>
+      <w:pPr>
+        <w:pStyle w:val="Paragraphedeliste"/>
+        <w:numPr>
+          <w:ilvl w:val="0"/>
+          <w:numId w:val="4"/>
+        </w:numPr>
+      </w:pPr>
+      <w:r>
+        <w:t>Ajout de shaders simples</w:t>
+      </w:r>
+    </w:p>
+    <w:p>
+      <w:pPr>
+        <w:pStyle w:val="Paragraphedeliste"/>
+        <w:numPr>
+          <w:ilvl w:val="0"/>
+          <w:numId w:val="4"/>
+        </w:numPr>
+      </w:pPr>
+      <w:r>
+        <w:t>Ajout de textures métalliques</w:t>
+      </w:r>
+    </w:p>
+    <w:p>
+      <w:pPr>
+        <w:rPr>
+          <w:b/>
+        </w:rPr>
+      </w:pPr>
+      <w:r>
+        <w:rPr>
+          <w:b/>
+        </w:rPr>
+        <w:t>Problèmes rencontrés :</w:t>
+      </w:r>
+    </w:p>
+    <w:p>
+      <w:r>
+        <w:t>La rotation de la caméra une fois arrivée à 360 faisait un tour complet pour revenir à 0. Ce qui n'était pas voulu, la caméra devait simplement poursuivre son chemin.</w:t>
+      </w:r>
+    </w:p>
+    <w:p>
+      <w:pPr>
+        <w:rPr>
+          <w:b/>
+        </w:rPr>
+      </w:pPr>
+      <w:r>
+        <w:rPr>
+          <w:b/>
+        </w:rPr>
+        <w:t>Solution :</w:t>
+      </w:r>
+    </w:p>
+    <w:p>
+      <w:r>
+        <w:t>Incrémenter de 90 sans limites entre 0 et 360.</w:t>
+      </w:r>
+    </w:p>
+    <w:p>
+      <w:pPr>
         <w:rPr>
           <w:i/>
           <w:color w:val="7F7F7F" w:themeColor="text1" w:themeTint="80"/>
         </w:rPr>
-        <w:t>réfléchi</w:t>
-      </w:r>
+      </w:pPr>
       <w:r>
         <w:rPr>
           <w:i/>
           <w:color w:val="7F7F7F" w:themeColor="text1" w:themeTint="80"/>
         </w:rPr>
-        <w:t xml:space="preserve"> avec M. Schenk, de ce qui aurait pu plaire aux experts </w:t>
+        <w:t xml:space="preserve">P.S. : J'ai </w:t>
       </w:r>
       <w:r>
         <w:rPr>
           <w:i/>
           <w:color w:val="7F7F7F" w:themeColor="text1" w:themeTint="80"/>
         </w:rPr>
-        <w:t>en termes</w:t>
+        <w:t>dû</w:t>
       </w:r>
       <w:r>
         <w:rPr>
           <w:i/>
           <w:color w:val="7F7F7F" w:themeColor="text1" w:themeTint="80"/>
         </w:rPr>
-        <w:t xml:space="preserve"> d'innovation ou d'input externe à l'ordinateur, mais cela n'a abouti à rien, puisque le sujet du vrai TPI sera sûrement imposé et il est trop tôt pour y réfléchir. Finalement, je me concentre sur la mécanique principale et si tout se passe bien je continue sur ce chemin en ajoutant des fonctionnalités peu à peu.</w:t>
+        <w:t xml:space="preserve"> m'occuper de l'Escape Room pour les stagiaires pendant environ 1 période.</w:t>
       </w:r>
     </w:p>
     <w:p>
@@ -792,7 +1210,6 @@
         <w:br w:type="page"/>
       </w:r>
     </w:p>
-    <w:p/>
     <w:p>
       <w:pPr>
         <w:pStyle w:val="Titre1"/>
@@ -801,11 +1218,12 @@
           <w:numId w:val="1"/>
         </w:numPr>
       </w:pPr>
-      <w:bookmarkStart w:id="1" w:name="_Toc190677294"/>
-      <w:r>
-        <w:t>28.01.2025</w:t>
-      </w:r>
-      <w:bookmarkEnd w:id="1"/>
+      <w:bookmarkStart w:id="2" w:name="_Toc190701364"/>
+      <w:r>
+        <w:lastRenderedPageBreak/>
+        <w:t>03.02.2025</w:t>
+      </w:r>
+      <w:bookmarkEnd w:id="2"/>
     </w:p>
     <w:p>
       <w:r>
@@ -818,185 +1236,317 @@
     </w:p>
     <w:p>
       <w:r>
-        <w:t>J'ai commencé la journée par terminer le cahier des charges et la planification que j'ai ensuite envoyé à M. Schenk en attendant sa réponse.</w:t>
+        <w:t>J'ai mis à jour le cahier des charges avec les conseils de M. Schenk en faisant les choses suivantes :</w:t>
+      </w:r>
+    </w:p>
+    <w:p>
+      <w:pPr>
+        <w:pStyle w:val="Paragraphedeliste"/>
+        <w:numPr>
+          <w:ilvl w:val="0"/>
+          <w:numId w:val="2"/>
+        </w:numPr>
+      </w:pPr>
+      <w:r>
+        <w:t>Correction du pied de page.</w:t>
+      </w:r>
+    </w:p>
+    <w:p>
+      <w:pPr>
+        <w:pStyle w:val="Paragraphedeliste"/>
+        <w:numPr>
+          <w:ilvl w:val="0"/>
+          <w:numId w:val="2"/>
+        </w:numPr>
+      </w:pPr>
+      <w:r>
+        <w:t>Ajout du planning au Word.</w:t>
+      </w:r>
+    </w:p>
+    <w:p>
+      <w:pPr>
+        <w:pStyle w:val="Paragraphedeliste"/>
+        <w:numPr>
+          <w:ilvl w:val="0"/>
+          <w:numId w:val="2"/>
+        </w:numPr>
+      </w:pPr>
+      <w:r>
+        <w:t>Changement de contexte (c'est un prototype et non un jeu à part entière).</w:t>
+      </w:r>
+    </w:p>
+    <w:p>
+      <w:pPr>
+        <w:pStyle w:val="Paragraphedeliste"/>
+        <w:numPr>
+          <w:ilvl w:val="0"/>
+          <w:numId w:val="2"/>
+        </w:numPr>
+      </w:pPr>
+      <w:r>
+        <w:t>POC</w:t>
+      </w:r>
+    </w:p>
+    <w:p>
+      <w:r>
+        <w:t>J'ai ensuite dans le code du projet :</w:t>
+      </w:r>
+    </w:p>
+    <w:p>
+      <w:pPr>
+        <w:pStyle w:val="Paragraphedeliste"/>
+        <w:numPr>
+          <w:ilvl w:val="0"/>
+          <w:numId w:val="3"/>
+        </w:numPr>
+      </w:pPr>
+      <w:r>
+        <w:t>Ajouté un coefficient de frottement.</w:t>
+      </w:r>
+    </w:p>
+    <w:p>
+      <w:pPr>
+        <w:pStyle w:val="Paragraphedeliste"/>
+        <w:numPr>
+          <w:ilvl w:val="0"/>
+          <w:numId w:val="3"/>
+        </w:numPr>
+      </w:pPr>
+      <w:r>
+        <w:t>Ajouté la gravité.</w:t>
+      </w:r>
+    </w:p>
+    <w:p>
+      <w:pPr>
+        <w:pStyle w:val="Paragraphedeliste"/>
+        <w:numPr>
+          <w:ilvl w:val="0"/>
+          <w:numId w:val="3"/>
+        </w:numPr>
+      </w:pPr>
+      <w:r>
+        <w:t>Ajouté les collisions.</w:t>
+      </w:r>
+    </w:p>
+    <w:p>
+      <w:pPr>
+        <w:rPr>
+          <w:b/>
+        </w:rPr>
+      </w:pPr>
+      <w:r>
+        <w:rPr>
+          <w:b/>
+        </w:rPr>
+        <w:t>Problèmes rencontrés :</w:t>
+      </w:r>
+    </w:p>
+    <w:p>
+      <w:r>
+        <w:t>J'ai essayé de créer une classe pour la caméra et le joueur, pour faciliter la lecture du code, sans succès, à retravailler.</w:t>
+      </w:r>
+    </w:p>
+    <w:p>
+      <w:r>
+        <w:t>Les collisions après avoir ajouté une force de frottement ne fonctionnent plus.</w:t>
+      </w:r>
+    </w:p>
+    <w:p>
+      <w:r>
+        <w:br w:type="page"/>
+      </w:r>
+    </w:p>
+    <w:p>
+      <w:pPr>
+        <w:pStyle w:val="Titre1"/>
+        <w:numPr>
+          <w:ilvl w:val="0"/>
+          <w:numId w:val="1"/>
+        </w:numPr>
+      </w:pPr>
+      <w:bookmarkStart w:id="3" w:name="_Toc190701365"/>
+      <w:r>
+        <w:lastRenderedPageBreak/>
+        <w:t>04.02.2025</w:t>
+      </w:r>
+      <w:bookmarkEnd w:id="3"/>
+    </w:p>
+    <w:p>
+      <w:r>
+        <w:rPr>
+          <w:b/>
+          <w:sz w:val="24"/>
+        </w:rPr>
+        <w:t>7</w:t>
+      </w:r>
+      <w:r>
+        <w:rPr>
+          <w:b/>
+          <w:sz w:val="24"/>
+        </w:rPr>
+        <w:t xml:space="preserve"> périodes :</w:t>
+      </w:r>
+    </w:p>
+    <w:p>
+      <w:r>
+        <w:t>J'ai ajouté les fonctionnalités suivantes :</w:t>
+      </w:r>
+    </w:p>
+    <w:p>
+      <w:pPr>
+        <w:pStyle w:val="Paragraphedeliste"/>
+        <w:numPr>
+          <w:ilvl w:val="0"/>
+          <w:numId w:val="9"/>
+        </w:numPr>
+      </w:pPr>
+      <w:r>
+        <w:t>Barre de "cooldown" qui se vide pendant le mode orthographique. Lorsqu'elle est vide, on repasse en mode perspective.</w:t>
       </w:r>
       <w:r>
         <w:t xml:space="preserve"> </w:t>
       </w:r>
       <w:r>
-        <w:t>J'ai ensuite initialisé un projet Raylib que j'ai déposé sur GitHub.</w:t>
-      </w:r>
-    </w:p>
-    <w:p>
-      <w:pPr>
-        <w:rPr>
-          <w:b/>
-        </w:rPr>
-      </w:pPr>
-      <w:r>
-        <w:rPr>
-          <w:b/>
-        </w:rPr>
-        <w:t>Ce qui a été fait :</w:t>
-      </w:r>
-    </w:p>
-    <w:p>
-      <w:pPr>
-        <w:pStyle w:val="Paragraphedeliste"/>
-        <w:numPr>
-          <w:ilvl w:val="0"/>
-          <w:numId w:val="4"/>
-        </w:numPr>
-      </w:pPr>
-      <w:r>
-        <w:t>Déplacement du joueur (cube gris) sur l'axe X (Touches : A et D)</w:t>
-      </w:r>
-    </w:p>
-    <w:p>
-      <w:pPr>
-        <w:pStyle w:val="Paragraphedeliste"/>
-        <w:numPr>
-          <w:ilvl w:val="0"/>
-          <w:numId w:val="4"/>
-        </w:numPr>
-      </w:pPr>
-      <w:r>
-        <w:t>Rotation du joueur (Touche : Espace)</w:t>
-      </w:r>
-    </w:p>
-    <w:p>
-      <w:pPr>
-        <w:pStyle w:val="Paragraphedeliste"/>
-        <w:numPr>
-          <w:ilvl w:val="0"/>
-          <w:numId w:val="4"/>
-        </w:numPr>
-      </w:pPr>
-      <w:r>
-        <w:t>Rotation de la caméra (Touche : Espace)</w:t>
-      </w:r>
-    </w:p>
-    <w:p>
-      <w:pPr>
-        <w:pStyle w:val="Paragraphedeliste"/>
-        <w:numPr>
-          <w:ilvl w:val="0"/>
-          <w:numId w:val="4"/>
-        </w:numPr>
-      </w:pPr>
-      <w:r>
-        <w:t>Caméra en vue depuis le dessus (Touche : Q)</w:t>
-      </w:r>
-    </w:p>
-    <w:p>
-      <w:pPr>
-        <w:pStyle w:val="Paragraphedeliste"/>
-        <w:numPr>
-          <w:ilvl w:val="0"/>
-          <w:numId w:val="4"/>
-        </w:numPr>
-      </w:pPr>
-      <w:r>
-        <w:t>Ajout d'un plan</w:t>
-      </w:r>
-    </w:p>
-    <w:p>
-      <w:pPr>
-        <w:pStyle w:val="Paragraphedeliste"/>
-        <w:numPr>
-          <w:ilvl w:val="0"/>
-          <w:numId w:val="4"/>
-        </w:numPr>
-      </w:pPr>
-      <w:r>
-        <w:t>Ajout de shaders simples</w:t>
-      </w:r>
-    </w:p>
-    <w:p>
-      <w:pPr>
-        <w:pStyle w:val="Paragraphedeliste"/>
-        <w:numPr>
-          <w:ilvl w:val="0"/>
-          <w:numId w:val="4"/>
-        </w:numPr>
-      </w:pPr>
-      <w:r>
-        <w:t>Ajout de textures métalliques</w:t>
-      </w:r>
-    </w:p>
-    <w:p>
-      <w:pPr>
-        <w:rPr>
-          <w:b/>
-        </w:rPr>
-      </w:pPr>
-      <w:r>
-        <w:rPr>
-          <w:b/>
-        </w:rPr>
-        <w:t>Problèmes rencontrés :</w:t>
-      </w:r>
-    </w:p>
-    <w:p>
-      <w:r>
-        <w:t>La rotation de la caméra une fois arrivée à 360 faisait un tour complet pour revenir à 0.</w:t>
-      </w:r>
-      <w:r>
-        <w:t xml:space="preserve"> </w:t>
-      </w:r>
-      <w:r>
-        <w:t>Ce qui n'était pas voulu, la caméra devait simplement poursuivre son chemin.</w:t>
-      </w:r>
-    </w:p>
-    <w:p>
-      <w:pPr>
-        <w:rPr>
-          <w:b/>
-        </w:rPr>
-      </w:pPr>
-      <w:r>
-        <w:rPr>
-          <w:b/>
-        </w:rPr>
-        <w:t>Solution :</w:t>
-      </w:r>
-    </w:p>
-    <w:p>
-      <w:r>
-        <w:t>Incrémenter de 90 sans limites entre 0 et 360.</w:t>
-      </w:r>
-    </w:p>
-    <w:p>
-      <w:pPr>
         <w:rPr>
           <w:i/>
           <w:color w:val="7F7F7F" w:themeColor="text1" w:themeTint="80"/>
         </w:rPr>
-      </w:pPr>
+        <w:t>(</w:t>
+      </w:r>
       <w:r>
         <w:rPr>
           <w:i/>
           <w:color w:val="7F7F7F" w:themeColor="text1" w:themeTint="80"/>
         </w:rPr>
-        <w:t xml:space="preserve">P.S. : J'ai </w:t>
+        <w:t>Pendant 10 secondes elle se reremplit et le mode</w:t>
       </w:r>
       <w:r>
         <w:rPr>
           <w:i/>
           <w:color w:val="7F7F7F" w:themeColor="text1" w:themeTint="80"/>
         </w:rPr>
-        <w:t>dû</w:t>
+        <w:t xml:space="preserve"> </w:t>
       </w:r>
       <w:r>
         <w:rPr>
           <w:i/>
           <w:color w:val="7F7F7F" w:themeColor="text1" w:themeTint="80"/>
         </w:rPr>
-        <w:t xml:space="preserve"> m'occuper de l'Escape Room pour les stagiaires pendant environ 1 période.</w:t>
-      </w:r>
-    </w:p>
-    <w:p>
-      <w:r>
+        <w:t>orthographique peut être réactivé avec "Q".</w:t>
+      </w:r>
+      <w:r>
+        <w:rPr>
+          <w:i/>
+          <w:color w:val="7F7F7F" w:themeColor="text1" w:themeTint="80"/>
+        </w:rPr>
+        <w:t>)</w:t>
+      </w:r>
+    </w:p>
+    <w:p>
+      <w:pPr>
+        <w:pStyle w:val="Paragraphedeliste"/>
+        <w:numPr>
+          <w:ilvl w:val="0"/>
+          <w:numId w:val="8"/>
+        </w:numPr>
+      </w:pPr>
+      <w:r>
+        <w:t>-Interactions cohérentes entre les mouvements du joueur et la gravité.</w:t>
+      </w:r>
+    </w:p>
+    <w:p>
+      <w:pPr>
+        <w:pStyle w:val="Paragraphedeliste"/>
+        <w:numPr>
+          <w:ilvl w:val="0"/>
+          <w:numId w:val="8"/>
+        </w:numPr>
+      </w:pPr>
+      <w:r>
+        <w:t>-Collision au sommet d'un obstacle.</w:t>
+      </w:r>
+    </w:p>
+    <w:p>
+      <w:pPr>
+        <w:pStyle w:val="Paragraphedeliste"/>
+        <w:numPr>
+          <w:ilvl w:val="0"/>
+          <w:numId w:val="8"/>
+        </w:numPr>
+      </w:pPr>
+      <w:r>
+        <w:t>-Collision glissante au joueur lorsqu'il rencontre un obstacle en mode perspective.</w:t>
+      </w:r>
+    </w:p>
+    <w:p>
+      <w:pPr>
+        <w:pStyle w:val="Paragraphedeliste"/>
+        <w:numPr>
+          <w:ilvl w:val="0"/>
+          <w:numId w:val="8"/>
+        </w:numPr>
+      </w:pPr>
+      <w:r>
+        <w:t xml:space="preserve">-Possibilité d'atteindre le sommet de l'obstacle en mode orthographique. </w:t>
+      </w:r>
+    </w:p>
+    <w:p>
+      <w:pPr>
+        <w:pStyle w:val="Paragraphedeliste"/>
+        <w:numPr>
+          <w:ilvl w:val="0"/>
+          <w:numId w:val="8"/>
+        </w:numPr>
+      </w:pPr>
+      <w:r>
+        <w:t>-Possibilité de sauter de l'obstacle lorsque le mode orthographique se désactive.</w:t>
+      </w:r>
+    </w:p>
+    <w:p>
+      <w:pPr>
+        <w:rPr>
+          <w:b/>
+        </w:rPr>
+      </w:pPr>
+      <w:r>
+        <w:rPr>
+          <w:b/>
+        </w:rPr>
+        <w:t>Problèmes rencontrés :</w:t>
+      </w:r>
+    </w:p>
+    <w:p>
+      <w:r>
+        <w:t>Lorsque la collision vient d'un seul axe le joueur à l'air de s'enfoncer dans l'obstacle, l'empêchant de glisser contre la paroi.</w:t>
+      </w:r>
+    </w:p>
+    <w:p>
+      <w:pPr>
+        <w:rPr>
+          <w:i/>
+          <w:color w:val="7F7F7F" w:themeColor="text1" w:themeTint="80"/>
+        </w:rPr>
+      </w:pPr>
+      <w:r>
+        <w:rPr>
+          <w:i/>
+          <w:color w:val="7F7F7F" w:themeColor="text1" w:themeTint="80"/>
+        </w:rPr>
+        <w:t>P.S. : Les deux périodes en moins sont dues à l'arrivée des stagiaires et la préparation de l'escape room</w:t>
+      </w:r>
+    </w:p>
+    <w:p>
+      <w:pPr>
+        <w:rPr>
+          <w:i/>
+          <w:color w:val="7F7F7F" w:themeColor="text1" w:themeTint="80"/>
+        </w:rPr>
+      </w:pPr>
+      <w:r>
+        <w:rPr>
+          <w:i/>
+          <w:color w:val="7F7F7F" w:themeColor="text1" w:themeTint="80"/>
+        </w:rPr>
         <w:br w:type="page"/>
       </w:r>
     </w:p>
@@ -1008,12 +1558,12 @@
           <w:numId w:val="1"/>
         </w:numPr>
       </w:pPr>
-      <w:bookmarkStart w:id="2" w:name="_Toc190677295"/>
+      <w:bookmarkStart w:id="4" w:name="_Toc190701366"/>
       <w:r>
         <w:lastRenderedPageBreak/>
-        <w:t>03.02.2025</w:t>
-      </w:r>
-      <w:bookmarkEnd w:id="2"/>
+        <w:t>10.02.2025</w:t>
+      </w:r>
+      <w:bookmarkEnd w:id="4"/>
     </w:p>
     <w:p>
       <w:r>
@@ -1021,487 +1571,122 @@
           <w:b/>
           <w:sz w:val="24"/>
         </w:rPr>
-        <w:t>9 périodes :</w:t>
-      </w:r>
-    </w:p>
-    <w:p>
-      <w:r>
-        <w:t>J'ai mis à jour le cahier des charges avec les conseils de M. Schenk en faisant les choses suivantes :</w:t>
-      </w:r>
-    </w:p>
-    <w:p>
-      <w:pPr>
-        <w:pStyle w:val="Paragraphedeliste"/>
-        <w:numPr>
-          <w:ilvl w:val="0"/>
-          <w:numId w:val="2"/>
-        </w:numPr>
-      </w:pPr>
-      <w:r>
-        <w:t>Correction du pied de page.</w:t>
-      </w:r>
-    </w:p>
-    <w:p>
-      <w:pPr>
-        <w:pStyle w:val="Paragraphedeliste"/>
-        <w:numPr>
-          <w:ilvl w:val="0"/>
-          <w:numId w:val="2"/>
-        </w:numPr>
-      </w:pPr>
-      <w:r>
-        <w:t>Ajout du planning au Word.</w:t>
-      </w:r>
-    </w:p>
-    <w:p>
-      <w:pPr>
-        <w:pStyle w:val="Paragraphedeliste"/>
-        <w:numPr>
-          <w:ilvl w:val="0"/>
-          <w:numId w:val="2"/>
-        </w:numPr>
-      </w:pPr>
-      <w:r>
-        <w:t>Changement de contexte (c'est un prototype et non un jeu à part entière).</w:t>
-      </w:r>
-    </w:p>
-    <w:p>
-      <w:pPr>
-        <w:pStyle w:val="Paragraphedeliste"/>
-        <w:numPr>
-          <w:ilvl w:val="0"/>
-          <w:numId w:val="2"/>
-        </w:numPr>
-      </w:pPr>
-      <w:r>
-        <w:t>POC</w:t>
-      </w:r>
-    </w:p>
-    <w:p>
-      <w:r>
-        <w:t>J'ai ensuite dans le code du projet :</w:t>
-      </w:r>
-    </w:p>
-    <w:p>
-      <w:pPr>
-        <w:pStyle w:val="Paragraphedeliste"/>
-        <w:numPr>
-          <w:ilvl w:val="0"/>
-          <w:numId w:val="3"/>
-        </w:numPr>
-      </w:pPr>
-      <w:r>
-        <w:t>Ajouté un coefficient de frottement.</w:t>
-      </w:r>
-    </w:p>
-    <w:p>
-      <w:pPr>
-        <w:pStyle w:val="Paragraphedeliste"/>
-        <w:numPr>
-          <w:ilvl w:val="0"/>
-          <w:numId w:val="3"/>
-        </w:numPr>
-      </w:pPr>
-      <w:r>
-        <w:t>Ajouté la gravité.</w:t>
-      </w:r>
-    </w:p>
-    <w:p>
-      <w:pPr>
-        <w:pStyle w:val="Paragraphedeliste"/>
-        <w:numPr>
-          <w:ilvl w:val="0"/>
-          <w:numId w:val="3"/>
-        </w:numPr>
-      </w:pPr>
-      <w:r>
-        <w:t>Ajouté les collisions.</w:t>
-      </w:r>
-    </w:p>
-    <w:p>
-      <w:pPr>
-        <w:rPr>
-          <w:b/>
-        </w:rPr>
-      </w:pPr>
-      <w:r>
-        <w:rPr>
-          <w:b/>
-        </w:rPr>
-        <w:t>Problèmes rencontrés :</w:t>
-      </w:r>
-    </w:p>
-    <w:p>
-      <w:r>
-        <w:t>J'ai essayé de créer une classe pour la caméra et le joueur, pour faciliter la lecture du code, sans succès, à retravailler.</w:t>
-      </w:r>
-    </w:p>
-    <w:p>
-      <w:r>
-        <w:t>Les collisions après avoir ajouté une force de frottement ne fonctionnent plus.</w:t>
-      </w:r>
-    </w:p>
-    <w:p>
-      <w:r>
-        <w:br w:type="page"/>
-      </w:r>
-    </w:p>
-    <w:p>
-      <w:pPr>
-        <w:pStyle w:val="Titre1"/>
-        <w:numPr>
-          <w:ilvl w:val="0"/>
-          <w:numId w:val="1"/>
-        </w:numPr>
-      </w:pPr>
-      <w:r>
-        <w:lastRenderedPageBreak/>
-        <w:t>04.02.2025</w:t>
-      </w:r>
-    </w:p>
-    <w:p>
+        <w:t>9</w:t>
+      </w:r>
       <w:r>
         <w:rPr>
           <w:b/>
           <w:sz w:val="24"/>
         </w:rPr>
-        <w:t>7</w:t>
-      </w:r>
+        <w:t xml:space="preserve"> périodes :</w:t>
+      </w:r>
+    </w:p>
+    <w:p>
+      <w:r>
+        <w:t>Aujourd'hui j'ai essayé de programmer le comportement suivant :</w:t>
+      </w:r>
+    </w:p>
+    <w:p>
+      <w:pPr>
+        <w:ind w:left="708"/>
+      </w:pPr>
+      <w:r>
+        <w:t>Lorsque le joueur est en mode 3D il peut tomber de l'obstacle qu'il a escaladé.</w:t>
+      </w:r>
+    </w:p>
+    <w:p>
+      <w:pPr>
+        <w:ind w:left="708"/>
+      </w:pPr>
+      <w:r>
+        <w:t>Mais lorsqu’il est en mode orthographique le joueur se "téléporte" immédiatement au sol qui se trouve en dessous de lui, pour donner cette impression que le jeu passe réellement d'un mode 2D à un mode 3D.</w:t>
+      </w:r>
+    </w:p>
+    <w:p>
+      <w:r>
+        <w:t>Cela s'est avéré très compliqué j'ai donc remis ce détail à plus tard.</w:t>
+      </w:r>
+    </w:p>
+    <w:p>
+      <w:r>
+        <w:t>J'ai ajouté :</w:t>
+      </w:r>
+    </w:p>
+    <w:p>
+      <w:pPr>
+        <w:pStyle w:val="Paragraphedeliste"/>
+        <w:numPr>
+          <w:ilvl w:val="0"/>
+          <w:numId w:val="10"/>
+        </w:numPr>
+      </w:pPr>
+      <w:r>
+        <w:t>Des Shaders plus complexes à mon prototype afin de tester les textures, ce qui m'a pris peu de temps.</w:t>
+      </w:r>
+    </w:p>
+    <w:p>
+      <w:pPr>
+        <w:pStyle w:val="Paragraphedeliste"/>
+        <w:numPr>
+          <w:ilvl w:val="0"/>
+          <w:numId w:val="10"/>
+        </w:numPr>
+      </w:pPr>
+      <w:r>
+        <w:t>Des modèles de cubes simples depuis blender puisque les modèles de base fournis par Raylib n'interagissaient pas correctement avec les shaders.</w:t>
+      </w:r>
+    </w:p>
+    <w:p>
+      <w:r>
+        <w:t>Maintenant j'essaie de faire fonctionner les collisions autrement par ce que le code n'est pas propre et je ne gère pas les BoundingBox correctement.</w:t>
+      </w:r>
+    </w:p>
+    <w:p>
+      <w:r>
+        <w:t>Je pense que la difficulté à appliquer le comportement voulu au début, viens de cette mauvaise gestion des BoundingBox, une fois ce problème réglé le prochain suivra.</w:t>
+      </w:r>
+    </w:p>
+    <w:p>
+      <w:r>
+        <w:br w:type="page"/>
+      </w:r>
+    </w:p>
+    <w:p>
+      <w:pPr>
+        <w:pStyle w:val="Titre1"/>
+        <w:numPr>
+          <w:ilvl w:val="0"/>
+          <w:numId w:val="1"/>
+        </w:numPr>
+      </w:pPr>
+      <w:bookmarkStart w:id="5" w:name="_Toc190701367"/>
+      <w:r>
+        <w:lastRenderedPageBreak/>
+        <w:t>11.02.2025</w:t>
+      </w:r>
+      <w:bookmarkEnd w:id="5"/>
+    </w:p>
+    <w:p>
+      <w:bookmarkStart w:id="6" w:name="_Hlk190701417"/>
       <w:r>
         <w:rPr>
           <w:b/>
           <w:sz w:val="24"/>
         </w:rPr>
-        <w:t xml:space="preserve"> périodes :</w:t>
-      </w:r>
-    </w:p>
-    <w:p>
-      <w:r>
-        <w:t>J'ai ajouté les fonctionnalités suivantes :</w:t>
-      </w:r>
-    </w:p>
-    <w:p>
-      <w:pPr>
-        <w:pStyle w:val="Paragraphedeliste"/>
-        <w:numPr>
-          <w:ilvl w:val="0"/>
-          <w:numId w:val="9"/>
-        </w:numPr>
-      </w:pPr>
-      <w:r>
-        <w:t>Barre de "cooldown" qui se vide pendant le mode orthographique. Lorsqu'elle est vide, on repasse en mode perspective.</w:t>
-      </w:r>
-      <w:r>
-        <w:t xml:space="preserve"> </w:t>
-      </w:r>
-      <w:r>
-        <w:rPr>
-          <w:i/>
-          <w:color w:val="7F7F7F" w:themeColor="text1" w:themeTint="80"/>
-        </w:rPr>
-        <w:t>(</w:t>
-      </w:r>
-      <w:r>
-        <w:rPr>
-          <w:i/>
-          <w:color w:val="7F7F7F" w:themeColor="text1" w:themeTint="80"/>
-        </w:rPr>
-        <w:t>Pendant 10 secondes elle se reremplit et le mode</w:t>
-      </w:r>
-      <w:r>
-        <w:rPr>
-          <w:i/>
-          <w:color w:val="7F7F7F" w:themeColor="text1" w:themeTint="80"/>
-        </w:rPr>
-        <w:t xml:space="preserve"> </w:t>
-      </w:r>
-      <w:r>
-        <w:rPr>
-          <w:i/>
-          <w:color w:val="7F7F7F" w:themeColor="text1" w:themeTint="80"/>
-        </w:rPr>
-        <w:t>orthographique peut être réactivé avec "Q".</w:t>
-      </w:r>
-      <w:r>
-        <w:rPr>
-          <w:i/>
-          <w:color w:val="7F7F7F" w:themeColor="text1" w:themeTint="80"/>
-        </w:rPr>
-        <w:t>)</w:t>
-      </w:r>
-    </w:p>
-    <w:p>
-      <w:pPr>
-        <w:pStyle w:val="Paragraphedeliste"/>
-        <w:numPr>
-          <w:ilvl w:val="0"/>
-          <w:numId w:val="8"/>
-        </w:numPr>
-      </w:pPr>
-      <w:r>
-        <w:t>-Interactions cohérentes entre les mouvements du joueur et la gravité.</w:t>
-      </w:r>
-    </w:p>
-    <w:p>
-      <w:pPr>
-        <w:pStyle w:val="Paragraphedeliste"/>
-        <w:numPr>
-          <w:ilvl w:val="0"/>
-          <w:numId w:val="8"/>
-        </w:numPr>
-      </w:pPr>
-      <w:r>
-        <w:t>-Collision au sommet d'un obstacle.</w:t>
-      </w:r>
-    </w:p>
-    <w:p>
-      <w:pPr>
-        <w:pStyle w:val="Paragraphedeliste"/>
-        <w:numPr>
-          <w:ilvl w:val="0"/>
-          <w:numId w:val="8"/>
-        </w:numPr>
-      </w:pPr>
-      <w:r>
-        <w:t>-Collision glissante au joueur lorsqu'il rencontre un obstacle en mode perspective.</w:t>
-      </w:r>
-    </w:p>
-    <w:p>
-      <w:pPr>
-        <w:pStyle w:val="Paragraphedeliste"/>
-        <w:numPr>
-          <w:ilvl w:val="0"/>
-          <w:numId w:val="8"/>
-        </w:numPr>
-      </w:pPr>
-      <w:r>
-        <w:t xml:space="preserve">-Possibilité d'atteindre le sommet de l'obstacle en mode orthographique. </w:t>
-      </w:r>
-    </w:p>
-    <w:p>
-      <w:pPr>
-        <w:pStyle w:val="Paragraphedeliste"/>
-        <w:numPr>
-          <w:ilvl w:val="0"/>
-          <w:numId w:val="8"/>
-        </w:numPr>
-      </w:pPr>
-      <w:r>
-        <w:t>-Possibilité de sauter de l'obstacle lorsque le mode orthographique se désactive.</w:t>
-      </w:r>
-    </w:p>
-    <w:p>
-      <w:pPr>
-        <w:rPr>
-          <w:b/>
-        </w:rPr>
-      </w:pPr>
-      <w:r>
-        <w:rPr>
-          <w:b/>
-        </w:rPr>
-        <w:t xml:space="preserve">Problèmes </w:t>
-      </w:r>
-      <w:r>
-        <w:rPr>
-          <w:b/>
-        </w:rPr>
-        <w:t>rencontrés :</w:t>
-      </w:r>
-    </w:p>
-    <w:p>
-      <w:r>
-        <w:t>Lorsque la collision vient d'un seul axe le joueur à l'air de s'enfoncer dans l'obstacle, l'empêchant de glisser contre la paroi.</w:t>
-      </w:r>
-    </w:p>
-    <w:p>
-      <w:pPr>
-        <w:rPr>
-          <w:i/>
-          <w:color w:val="7F7F7F" w:themeColor="text1" w:themeTint="80"/>
-        </w:rPr>
-      </w:pPr>
-      <w:r>
-        <w:rPr>
-          <w:i/>
-          <w:color w:val="7F7F7F" w:themeColor="text1" w:themeTint="80"/>
-        </w:rPr>
-        <w:t>P.S. : Les deux périodes en moins sont dues à l'arrivée des stagiaires et la préparation de l'escape room</w:t>
-      </w:r>
-    </w:p>
-    <w:p>
-      <w:pPr>
-        <w:rPr>
-          <w:i/>
-          <w:color w:val="7F7F7F" w:themeColor="text1" w:themeTint="80"/>
-        </w:rPr>
-      </w:pPr>
-      <w:r>
-        <w:rPr>
-          <w:i/>
-          <w:color w:val="7F7F7F" w:themeColor="text1" w:themeTint="80"/>
-        </w:rPr>
-        <w:br w:type="page"/>
-      </w:r>
-    </w:p>
-    <w:p>
-      <w:pPr>
-        <w:pStyle w:val="Titre1"/>
-        <w:numPr>
-          <w:ilvl w:val="0"/>
-          <w:numId w:val="1"/>
-        </w:numPr>
-      </w:pPr>
-      <w:r>
-        <w:lastRenderedPageBreak/>
-        <w:t>10.02.2025</w:t>
-      </w:r>
-    </w:p>
-    <w:p>
+        <w:t>5</w:t>
+      </w:r>
       <w:r>
         <w:rPr>
           <w:b/>
           <w:sz w:val="24"/>
         </w:rPr>
-        <w:t>9</w:t>
-      </w:r>
-      <w:r>
-        <w:rPr>
-          <w:b/>
-          <w:sz w:val="24"/>
-        </w:rPr>
         <w:t xml:space="preserve"> périodes :</w:t>
       </w:r>
     </w:p>
-    <w:p>
-      <w:r>
-        <w:t>Aujourd'hui j'ai essayé de programmer le comportement suivant :</w:t>
-      </w:r>
-    </w:p>
-    <w:p>
-      <w:pPr>
-        <w:ind w:left="708"/>
-      </w:pPr>
-      <w:r>
-        <w:t>Lorsque le joueur est en mode 3D il peut tomber de l'obstacle qu'il a escaladé.</w:t>
-      </w:r>
-    </w:p>
-    <w:p>
-      <w:pPr>
-        <w:ind w:left="708"/>
-      </w:pPr>
-      <w:r>
-        <w:t xml:space="preserve">Mais </w:t>
-      </w:r>
-      <w:r>
-        <w:t>lorsqu’il</w:t>
-      </w:r>
-      <w:r>
-        <w:t xml:space="preserve"> est en mode orthographique le joueur se "téléporte" immédiatement au sol qui se trouve en dessous de lui, pour donner cette impression que le jeu passe réellement d'un mode 2D à un mode 3D.</w:t>
-      </w:r>
-    </w:p>
-    <w:p>
-      <w:r>
-        <w:t>Cela s'est avéré très compliqué j'ai donc remis ce détail à plus tard.</w:t>
-      </w:r>
-    </w:p>
-    <w:p>
-      <w:r>
-        <w:t>J'ai ajouté</w:t>
-      </w:r>
-      <w:r>
-        <w:t> :</w:t>
-      </w:r>
-    </w:p>
-    <w:p>
-      <w:pPr>
-        <w:pStyle w:val="Paragraphedeliste"/>
-        <w:numPr>
-          <w:ilvl w:val="0"/>
-          <w:numId w:val="10"/>
-        </w:numPr>
-      </w:pPr>
-      <w:r>
-        <w:t>D</w:t>
-      </w:r>
-      <w:r>
-        <w:t>es Shaders plus complexes à mon prototype afin de tester les textures, ce qui m'a pris peu de temps.</w:t>
-      </w:r>
-    </w:p>
-    <w:p>
-      <w:pPr>
-        <w:pStyle w:val="Paragraphedeliste"/>
-        <w:numPr>
-          <w:ilvl w:val="0"/>
-          <w:numId w:val="10"/>
-        </w:numPr>
-      </w:pPr>
-      <w:r>
-        <w:t>Des</w:t>
-      </w:r>
-      <w:r>
-        <w:t xml:space="preserve"> modèles de cubes simples depuis blender puisque les modèles de base fournis par Raylib n'interagissaient pas correctement avec les shaders.</w:t>
-      </w:r>
-    </w:p>
-    <w:p>
-      <w:r>
-        <w:t>Maintenant j'essa</w:t>
-      </w:r>
-      <w:r>
-        <w:t>i</w:t>
-      </w:r>
-      <w:r>
-        <w:t>e de faire fonctionner les collisions autrement par ce que le code n'est pas propre et je ne gère pas les BoundingBox correctement.</w:t>
-      </w:r>
-    </w:p>
-    <w:p>
-      <w:r>
-        <w:t>Je pense que la difficulté à appliquer le comportement voulu au début, viens de cette mauvaise gestion des BoundingBox, une fois ce problème réglé le prochain suivra.</w:t>
-      </w:r>
-    </w:p>
-    <w:p>
-      <w:r>
-        <w:br w:type="page"/>
-      </w:r>
-    </w:p>
-    <w:p>
-      <w:pPr>
-        <w:pStyle w:val="Titre1"/>
-        <w:numPr>
-          <w:ilvl w:val="0"/>
-          <w:numId w:val="1"/>
-        </w:numPr>
-      </w:pPr>
-      <w:r>
-        <w:lastRenderedPageBreak/>
-        <w:t>11.02.2025</w:t>
-      </w:r>
-    </w:p>
-    <w:p>
-      <w:r>
-        <w:rPr>
-          <w:b/>
-          <w:sz w:val="24"/>
-        </w:rPr>
-        <w:t>5</w:t>
-      </w:r>
-      <w:r>
-        <w:rPr>
-          <w:b/>
-          <w:sz w:val="24"/>
-        </w:rPr>
-        <w:t xml:space="preserve"> périodes :</w:t>
-      </w:r>
-    </w:p>
-    <w:p>
-      <w:r>
-        <w:t xml:space="preserve">J'ai changé mon utilisation des BoundingBox pour que, le joueur puisse glisser contre les parois qu'il rencontre et qu'il se déplace immédiatement aux bords de celles-ci </w:t>
-      </w:r>
-      <w:r>
-        <w:t>s’il</w:t>
-      </w:r>
-      <w:r>
-        <w:t xml:space="preserve"> est à l'intérieur de l'obstacle. J'ai utilisé les variables et calculs suivants :</w:t>
+    <w:bookmarkEnd w:id="6"/>
+    <w:p>
+      <w:r>
+        <w:t>J'ai changé mon utilisation des BoundingBox pour que, le joueur puisse glisser contre les parois qu'il rencontre et qu'il se déplace immédiatement aux bords de celles-ci s’il est à l'intérieur de l'obstacle. J'ai utilisé les variables et calculs suivants :</w:t>
       </w:r>
     </w:p>
     <w:p>
@@ -1601,8 +1786,6 @@
       <w:r>
         <w:t>" devient vraie. L'étape suivante est d'ajouter une porte qui est présente sur une face du cube.</w:t>
       </w:r>
-      <w:bookmarkStart w:id="3" w:name="_GoBack"/>
-      <w:bookmarkEnd w:id="3"/>
     </w:p>
     <w:p>
       <w:pPr>
@@ -1616,16 +1799,186 @@
           <w:i/>
           <w:color w:val="7F7F7F" w:themeColor="text1" w:themeTint="80"/>
         </w:rPr>
-        <w:t xml:space="preserve">P.S. : </w:t>
-      </w:r>
-      <w:r>
+        <w:t>P.S. : Absent l’après-midi pour assister à un enterrement.</w:t>
+      </w:r>
+    </w:p>
+    <w:p>
+      <w:pPr>
         <w:rPr>
           <w:i/>
           <w:color w:val="7F7F7F" w:themeColor="text1" w:themeTint="80"/>
         </w:rPr>
-        <w:t>Absent l’après-midi pour assister à un enterrement.</w:t>
-      </w:r>
-    </w:p>
+      </w:pPr>
+      <w:r>
+        <w:rPr>
+          <w:i/>
+          <w:color w:val="7F7F7F" w:themeColor="text1" w:themeTint="80"/>
+        </w:rPr>
+        <w:br w:type="page"/>
+      </w:r>
+    </w:p>
+    <w:p>
+      <w:pPr>
+        <w:pStyle w:val="Titre1"/>
+        <w:numPr>
+          <w:ilvl w:val="0"/>
+          <w:numId w:val="11"/>
+        </w:numPr>
+      </w:pPr>
+      <w:r>
+        <w:lastRenderedPageBreak/>
+        <w:t>1</w:t>
+      </w:r>
+      <w:r>
+        <w:t>7</w:t>
+      </w:r>
+      <w:r>
+        <w:t>.02.2025</w:t>
+      </w:r>
+    </w:p>
+    <w:p>
+      <w:r>
+        <w:rPr>
+          <w:b/>
+          <w:sz w:val="24"/>
+        </w:rPr>
+        <w:t>9</w:t>
+      </w:r>
+      <w:r>
+        <w:rPr>
+          <w:b/>
+          <w:sz w:val="24"/>
+        </w:rPr>
+        <w:t xml:space="preserve"> périodes :</w:t>
+      </w:r>
+    </w:p>
+    <w:p>
+      <w:r>
+        <w:t>J'ai d'abord ouvert mon projet pour continuer mon travail et ajouter le fonctionnement de la porte dans mon prototype.</w:t>
+      </w:r>
+    </w:p>
+    <w:p>
+      <w:r>
+        <w:t>Mais après 20 minutes moi et M. Schenk avons fait le point sur l'avancement du projet, pour définir ce qui était prévu pour la suite.</w:t>
+      </w:r>
+    </w:p>
+    <w:p>
+      <w:r>
+        <w:t>Il s'avère que j'avais négligé la rédaction du rapport et la mise à jour du planning, et que j'avais trop privilégié la programmation. Il m'a fallu aussi copier et coller tout le journal de travail dans un fichier Word à part au lieu de le laisser sur jt.s2.rpn.ch.</w:t>
+      </w:r>
+    </w:p>
+    <w:p>
+      <w:r>
+        <w:t>Seulement après avoir pris plus au sérieux la documentation j’ai recommencé à programmer.</w:t>
+      </w:r>
+    </w:p>
+    <w:p>
+      <w:r>
+        <w:t>Ce qui a été fait :</w:t>
+      </w:r>
+    </w:p>
+    <w:p>
+      <w:pPr>
+        <w:pStyle w:val="Paragraphedeliste"/>
+        <w:numPr>
+          <w:ilvl w:val="0"/>
+          <w:numId w:val="12"/>
+        </w:numPr>
+      </w:pPr>
+      <w:r>
+        <w:t>Rédaction du journal de travail sous forme de Word</w:t>
+      </w:r>
+    </w:p>
+    <w:p>
+      <w:pPr>
+        <w:pStyle w:val="Paragraphedeliste"/>
+        <w:numPr>
+          <w:ilvl w:val="0"/>
+          <w:numId w:val="12"/>
+        </w:numPr>
+      </w:pPr>
+      <w:r>
+        <w:t>Création du gabarit pour le rapport (Avec chaque chapitre)</w:t>
+      </w:r>
+    </w:p>
+    <w:p>
+      <w:pPr>
+        <w:pStyle w:val="Paragraphedeliste"/>
+        <w:numPr>
+          <w:ilvl w:val="0"/>
+          <w:numId w:val="12"/>
+        </w:numPr>
+      </w:pPr>
+      <w:r>
+        <w:t>Fonction qui initialise les modèles avec leurs textures</w:t>
+      </w:r>
+    </w:p>
+    <w:p>
+      <w:pPr>
+        <w:pStyle w:val="Paragraphedeliste"/>
+        <w:numPr>
+          <w:ilvl w:val="0"/>
+          <w:numId w:val="12"/>
+        </w:numPr>
+      </w:pPr>
+      <w:r>
+        <w:t>Import des deux modèles de porte (ouverte/fermée)</w:t>
+      </w:r>
+    </w:p>
+    <w:p>
+      <w:pPr>
+        <w:pStyle w:val="Paragraphedeliste"/>
+        <w:numPr>
+          <w:ilvl w:val="0"/>
+          <w:numId w:val="12"/>
+        </w:numPr>
+      </w:pPr>
+      <w:r>
+        <w:t>Création des BoundingBox pour la porte + comportement lorsque la clé est acquise</w:t>
+      </w:r>
+    </w:p>
+    <w:p>
+      <w:pPr>
+        <w:pStyle w:val="Paragraphedeliste"/>
+        <w:numPr>
+          <w:ilvl w:val="0"/>
+          <w:numId w:val="12"/>
+        </w:numPr>
+      </w:pPr>
+      <w:r>
+        <w:t xml:space="preserve">Import de code dans la classe Shaders pour gérer les </w:t>
+      </w:r>
+      <w:proofErr w:type="spellStart"/>
+      <w:r>
+        <w:t>Skybox</w:t>
+      </w:r>
+      <w:proofErr w:type="spellEnd"/>
+    </w:p>
+    <w:p>
+      <w:pPr>
+        <w:pStyle w:val="Paragraphedeliste"/>
+        <w:numPr>
+          <w:ilvl w:val="0"/>
+          <w:numId w:val="12"/>
+        </w:numPr>
+      </w:pPr>
+      <w:r>
+        <w:t>Ajustement de la gestion des collisions</w:t>
+      </w:r>
+    </w:p>
+    <w:p>
+      <w:r>
+        <w:t>Problèmes rencontrés :</w:t>
+      </w:r>
+    </w:p>
+    <w:p>
+      <w:r>
+        <w:t>Lorsque le joueur se trouvait contre un obstacle et qu’il pressait la touche de déplacement pour aller contre celle-ci, une petite partie du modèle du joueur se trouvait à l’intérieur de l’obstacle. Ce qui était esthétiquement désagréable bien que le joueur n’allait pas complétement à l’intérieur de l’obstacle. J’ai ajusté ceci en changeant la position du joueur lorsqu’on maintient une touche de déplacement et non sa vitesse.</w:t>
+      </w:r>
+      <w:bookmarkStart w:id="7" w:name="_GoBack"/>
+      <w:bookmarkEnd w:id="7"/>
+    </w:p>
+    <w:p/>
     <w:sectPr>
       <w:pgSz w:w="11906" w:h="16838"/>
       <w:pgMar w:top="1417" w:right="1417" w:bottom="1417" w:left="1417" w:header="708" w:footer="708" w:gutter="0"/>
@@ -2296,6 +2649,119 @@
     </w:lvl>
   </w:abstractNum>
   <w:abstractNum w:abstractNumId="6" w15:restartNumberingAfterBreak="0">
+    <w:nsid w:val="2C916BBB"/>
+    <w:multiLevelType w:val="hybridMultilevel"/>
+    <w:tmpl w:val="470022CA"/>
+    <w:lvl w:ilvl="0" w:tplc="100C0001">
+      <w:start w:val="1"/>
+      <w:numFmt w:val="bullet"/>
+      <w:lvlText w:val=""/>
+      <w:lvlJc w:val="left"/>
+      <w:pPr>
+        <w:ind w:left="720" w:hanging="360"/>
+      </w:pPr>
+      <w:rPr>
+        <w:rFonts w:ascii="Symbol" w:hAnsi="Symbol" w:hint="default"/>
+      </w:rPr>
+    </w:lvl>
+    <w:lvl w:ilvl="1" w:tplc="100C0003" w:tentative="1">
+      <w:start w:val="1"/>
+      <w:numFmt w:val="bullet"/>
+      <w:lvlText w:val="o"/>
+      <w:lvlJc w:val="left"/>
+      <w:pPr>
+        <w:ind w:left="1440" w:hanging="360"/>
+      </w:pPr>
+      <w:rPr>
+        <w:rFonts w:ascii="Courier New" w:hAnsi="Courier New" w:cs="Courier New" w:hint="default"/>
+      </w:rPr>
+    </w:lvl>
+    <w:lvl w:ilvl="2" w:tplc="100C0005" w:tentative="1">
+      <w:start w:val="1"/>
+      <w:numFmt w:val="bullet"/>
+      <w:lvlText w:val=""/>
+      <w:lvlJc w:val="left"/>
+      <w:pPr>
+        <w:ind w:left="2160" w:hanging="360"/>
+      </w:pPr>
+      <w:rPr>
+        <w:rFonts w:ascii="Wingdings" w:hAnsi="Wingdings" w:hint="default"/>
+      </w:rPr>
+    </w:lvl>
+    <w:lvl w:ilvl="3" w:tplc="100C0001" w:tentative="1">
+      <w:start w:val="1"/>
+      <w:numFmt w:val="bullet"/>
+      <w:lvlText w:val=""/>
+      <w:lvlJc w:val="left"/>
+      <w:pPr>
+        <w:ind w:left="2880" w:hanging="360"/>
+      </w:pPr>
+      <w:rPr>
+        <w:rFonts w:ascii="Symbol" w:hAnsi="Symbol" w:hint="default"/>
+      </w:rPr>
+    </w:lvl>
+    <w:lvl w:ilvl="4" w:tplc="100C0003" w:tentative="1">
+      <w:start w:val="1"/>
+      <w:numFmt w:val="bullet"/>
+      <w:lvlText w:val="o"/>
+      <w:lvlJc w:val="left"/>
+      <w:pPr>
+        <w:ind w:left="3600" w:hanging="360"/>
+      </w:pPr>
+      <w:rPr>
+        <w:rFonts w:ascii="Courier New" w:hAnsi="Courier New" w:cs="Courier New" w:hint="default"/>
+      </w:rPr>
+    </w:lvl>
+    <w:lvl w:ilvl="5" w:tplc="100C0005" w:tentative="1">
+      <w:start w:val="1"/>
+      <w:numFmt w:val="bullet"/>
+      <w:lvlText w:val=""/>
+      <w:lvlJc w:val="left"/>
+      <w:pPr>
+        <w:ind w:left="4320" w:hanging="360"/>
+      </w:pPr>
+      <w:rPr>
+        <w:rFonts w:ascii="Wingdings" w:hAnsi="Wingdings" w:hint="default"/>
+      </w:rPr>
+    </w:lvl>
+    <w:lvl w:ilvl="6" w:tplc="100C0001" w:tentative="1">
+      <w:start w:val="1"/>
+      <w:numFmt w:val="bullet"/>
+      <w:lvlText w:val=""/>
+      <w:lvlJc w:val="left"/>
+      <w:pPr>
+        <w:ind w:left="5040" w:hanging="360"/>
+      </w:pPr>
+      <w:rPr>
+        <w:rFonts w:ascii="Symbol" w:hAnsi="Symbol" w:hint="default"/>
+      </w:rPr>
+    </w:lvl>
+    <w:lvl w:ilvl="7" w:tplc="100C0003" w:tentative="1">
+      <w:start w:val="1"/>
+      <w:numFmt w:val="bullet"/>
+      <w:lvlText w:val="o"/>
+      <w:lvlJc w:val="left"/>
+      <w:pPr>
+        <w:ind w:left="5760" w:hanging="360"/>
+      </w:pPr>
+      <w:rPr>
+        <w:rFonts w:ascii="Courier New" w:hAnsi="Courier New" w:cs="Courier New" w:hint="default"/>
+      </w:rPr>
+    </w:lvl>
+    <w:lvl w:ilvl="8" w:tplc="100C0005" w:tentative="1">
+      <w:start w:val="1"/>
+      <w:numFmt w:val="bullet"/>
+      <w:lvlText w:val=""/>
+      <w:lvlJc w:val="left"/>
+      <w:pPr>
+        <w:ind w:left="6480" w:hanging="360"/>
+      </w:pPr>
+      <w:rPr>
+        <w:rFonts w:ascii="Wingdings" w:hAnsi="Wingdings" w:hint="default"/>
+      </w:rPr>
+    </w:lvl>
+  </w:abstractNum>
+  <w:abstractNum w:abstractNumId="7" w15:restartNumberingAfterBreak="0">
     <w:nsid w:val="3BE62C46"/>
     <w:multiLevelType w:val="hybridMultilevel"/>
     <w:tmpl w:val="7E68C346"/>
@@ -2408,7 +2874,7 @@
       </w:rPr>
     </w:lvl>
   </w:abstractNum>
-  <w:abstractNum w:abstractNumId="7" w15:restartNumberingAfterBreak="0">
+  <w:abstractNum w:abstractNumId="8" w15:restartNumberingAfterBreak="0">
     <w:nsid w:val="5FC01693"/>
     <w:multiLevelType w:val="hybridMultilevel"/>
     <w:tmpl w:val="622A71DC"/>
@@ -2521,7 +2987,7 @@
       </w:rPr>
     </w:lvl>
   </w:abstractNum>
-  <w:abstractNum w:abstractNumId="8" w15:restartNumberingAfterBreak="0">
+  <w:abstractNum w:abstractNumId="9" w15:restartNumberingAfterBreak="0">
     <w:nsid w:val="61F1310A"/>
     <w:multiLevelType w:val="hybridMultilevel"/>
     <w:tmpl w:val="133EB1BE"/>
@@ -2634,7 +3100,7 @@
       </w:rPr>
     </w:lvl>
   </w:abstractNum>
-  <w:abstractNum w:abstractNumId="9" w15:restartNumberingAfterBreak="0">
+  <w:abstractNum w:abstractNumId="10" w15:restartNumberingAfterBreak="0">
     <w:nsid w:val="6FBF3430"/>
     <w:multiLevelType w:val="hybridMultilevel"/>
     <w:tmpl w:val="B900E876"/>
@@ -2745,16 +3211,102 @@
       <w:rPr>
         <w:rFonts w:ascii="Wingdings" w:hAnsi="Wingdings" w:hint="default"/>
       </w:rPr>
+    </w:lvl>
+  </w:abstractNum>
+  <w:abstractNum w:abstractNumId="11" w15:restartNumberingAfterBreak="0">
+    <w:nsid w:val="71226459"/>
+    <w:multiLevelType w:val="hybridMultilevel"/>
+    <w:tmpl w:val="CD90C7B6"/>
+    <w:lvl w:ilvl="0" w:tplc="100C000F">
+      <w:start w:val="1"/>
+      <w:numFmt w:val="decimal"/>
+      <w:lvlText w:val="%1."/>
+      <w:lvlJc w:val="left"/>
+      <w:pPr>
+        <w:ind w:left="720" w:hanging="360"/>
+      </w:pPr>
+    </w:lvl>
+    <w:lvl w:ilvl="1" w:tplc="100C0019" w:tentative="1">
+      <w:start w:val="1"/>
+      <w:numFmt w:val="lowerLetter"/>
+      <w:lvlText w:val="%2."/>
+      <w:lvlJc w:val="left"/>
+      <w:pPr>
+        <w:ind w:left="1440" w:hanging="360"/>
+      </w:pPr>
+    </w:lvl>
+    <w:lvl w:ilvl="2" w:tplc="100C001B" w:tentative="1">
+      <w:start w:val="1"/>
+      <w:numFmt w:val="lowerRoman"/>
+      <w:lvlText w:val="%3."/>
+      <w:lvlJc w:val="right"/>
+      <w:pPr>
+        <w:ind w:left="2160" w:hanging="180"/>
+      </w:pPr>
+    </w:lvl>
+    <w:lvl w:ilvl="3" w:tplc="100C000F" w:tentative="1">
+      <w:start w:val="1"/>
+      <w:numFmt w:val="decimal"/>
+      <w:lvlText w:val="%4."/>
+      <w:lvlJc w:val="left"/>
+      <w:pPr>
+        <w:ind w:left="2880" w:hanging="360"/>
+      </w:pPr>
+    </w:lvl>
+    <w:lvl w:ilvl="4" w:tplc="100C0019" w:tentative="1">
+      <w:start w:val="1"/>
+      <w:numFmt w:val="lowerLetter"/>
+      <w:lvlText w:val="%5."/>
+      <w:lvlJc w:val="left"/>
+      <w:pPr>
+        <w:ind w:left="3600" w:hanging="360"/>
+      </w:pPr>
+    </w:lvl>
+    <w:lvl w:ilvl="5" w:tplc="100C001B" w:tentative="1">
+      <w:start w:val="1"/>
+      <w:numFmt w:val="lowerRoman"/>
+      <w:lvlText w:val="%6."/>
+      <w:lvlJc w:val="right"/>
+      <w:pPr>
+        <w:ind w:left="4320" w:hanging="180"/>
+      </w:pPr>
+    </w:lvl>
+    <w:lvl w:ilvl="6" w:tplc="100C000F" w:tentative="1">
+      <w:start w:val="1"/>
+      <w:numFmt w:val="decimal"/>
+      <w:lvlText w:val="%7."/>
+      <w:lvlJc w:val="left"/>
+      <w:pPr>
+        <w:ind w:left="5040" w:hanging="360"/>
+      </w:pPr>
+    </w:lvl>
+    <w:lvl w:ilvl="7" w:tplc="100C0019" w:tentative="1">
+      <w:start w:val="1"/>
+      <w:numFmt w:val="lowerLetter"/>
+      <w:lvlText w:val="%8."/>
+      <w:lvlJc w:val="left"/>
+      <w:pPr>
+        <w:ind w:left="5760" w:hanging="360"/>
+      </w:pPr>
+    </w:lvl>
+    <w:lvl w:ilvl="8" w:tplc="100C001B" w:tentative="1">
+      <w:start w:val="1"/>
+      <w:numFmt w:val="lowerRoman"/>
+      <w:lvlText w:val="%9."/>
+      <w:lvlJc w:val="right"/>
+      <w:pPr>
+        <w:ind w:left="6480" w:hanging="180"/>
+      </w:pPr>
     </w:lvl>
   </w:abstractNum>
   <w:num w:numId="1">
     <w:abstractNumId w:val="2"/>
   </w:num>
   <w:num w:numId="2">
-    <w:abstractNumId w:val="8"/>
+    <w:abstractNumId w:val="9"/>
   </w:num>
   <w:num w:numId="3">
-    <w:abstractNumId w:val="7"/>
+    <w:abstractNumId w:val="8"/>
   </w:num>
   <w:num w:numId="4">
     <w:abstractNumId w:val="4"/>
@@ -2763,10 +3315,10 @@
     <w:abstractNumId w:val="3"/>
   </w:num>
   <w:num w:numId="6">
-    <w:abstractNumId w:val="9"/>
+    <w:abstractNumId w:val="10"/>
   </w:num>
   <w:num w:numId="7">
-    <w:abstractNumId w:val="6"/>
+    <w:abstractNumId w:val="7"/>
   </w:num>
   <w:num w:numId="8">
     <w:abstractNumId w:val="5"/>
@@ -2776,6 +3328,12 @@
   </w:num>
   <w:num w:numId="10">
     <w:abstractNumId w:val="1"/>
+  </w:num>
+  <w:num w:numId="11">
+    <w:abstractNumId w:val="11"/>
+  </w:num>
+  <w:num w:numId="12">
+    <w:abstractNumId w:val="6"/>
   </w:num>
 </w:numbering>
 </file>
@@ -3177,6 +3735,7 @@
   <w:style w:type="paragraph" w:default="1" w:styleId="Normal">
     <w:name w:val="Normal"/>
     <w:qFormat/>
+    <w:rsid w:val="00396303"/>
   </w:style>
   <w:style w:type="paragraph" w:styleId="Titre1">
     <w:name w:val="heading 1"/>
@@ -3224,6 +3783,7 @@
   <w:style w:type="character" w:default="1" w:styleId="Policepardfaut">
     <w:name w:val="Default Paragraph Font"/>
     <w:uiPriority w:val="1"/>
+    <w:semiHidden/>
     <w:unhideWhenUsed/>
   </w:style>
   <w:style w:type="table" w:default="1" w:styleId="TableauNormal">
@@ -3670,7 +4230,7 @@
 </file>
 
 <file path=customXml/itemProps1.xml><?xml version="1.0" encoding="utf-8"?>
-<ds:datastoreItem xmlns:ds="http://schemas.openxmlformats.org/officeDocument/2006/customXml" ds:itemID="{F52026DF-DCBF-4355-BEE9-6FB4F6ABC1E4}">
+<ds:datastoreItem xmlns:ds="http://schemas.openxmlformats.org/officeDocument/2006/customXml" ds:itemID="{233356B4-37FF-4C17-AB46-16A4A72D1104}">
   <ds:schemaRefs>
     <ds:schemaRef ds:uri="http://schemas.openxmlformats.org/officeDocument/2006/bibliography"/>
   </ds:schemaRefs>

--- a/Doc/JT-PRE-TPI.docx
+++ b/Doc/JT-PRE-TPI.docx
@@ -264,7 +264,7 @@
             </w:rPr>
             <w:fldChar w:fldCharType="separate"/>
           </w:r>
-          <w:hyperlink w:anchor="_Toc190701362" w:history="1">
+          <w:hyperlink w:anchor="_Toc190759524" w:history="1">
             <w:r>
               <w:rPr>
                 <w:rStyle w:val="Lienhypertexte"/>
@@ -306,7 +306,7 @@
                 <w:noProof/>
                 <w:webHidden/>
               </w:rPr>
-              <w:instrText xml:space="preserve"> PAGEREF _Toc190701362 \h </w:instrText>
+              <w:instrText xml:space="preserve"> PAGEREF _Toc190759524 \h </w:instrText>
             </w:r>
             <w:r>
               <w:rPr>
@@ -350,7 +350,7 @@
               <w:lang w:eastAsia="fr-CH"/>
             </w:rPr>
           </w:pPr>
-          <w:hyperlink w:anchor="_Toc190701363" w:history="1">
+          <w:hyperlink w:anchor="_Toc190759525" w:history="1">
             <w:r>
               <w:rPr>
                 <w:rStyle w:val="Lienhypertexte"/>
@@ -392,7 +392,7 @@
                 <w:noProof/>
                 <w:webHidden/>
               </w:rPr>
-              <w:instrText xml:space="preserve"> PAGEREF _Toc190701363 \h </w:instrText>
+              <w:instrText xml:space="preserve"> PAGEREF _Toc190759525 \h </w:instrText>
             </w:r>
             <w:r>
               <w:rPr>
@@ -436,7 +436,7 @@
               <w:lang w:eastAsia="fr-CH"/>
             </w:rPr>
           </w:pPr>
-          <w:hyperlink w:anchor="_Toc190701364" w:history="1">
+          <w:hyperlink w:anchor="_Toc190759526" w:history="1">
             <w:r>
               <w:rPr>
                 <w:rStyle w:val="Lienhypertexte"/>
@@ -478,7 +478,7 @@
                 <w:noProof/>
                 <w:webHidden/>
               </w:rPr>
-              <w:instrText xml:space="preserve"> PAGEREF _Toc190701364 \h </w:instrText>
+              <w:instrText xml:space="preserve"> PAGEREF _Toc190759526 \h </w:instrText>
             </w:r>
             <w:r>
               <w:rPr>
@@ -522,7 +522,7 @@
               <w:lang w:eastAsia="fr-CH"/>
             </w:rPr>
           </w:pPr>
-          <w:hyperlink w:anchor="_Toc190701365" w:history="1">
+          <w:hyperlink w:anchor="_Toc190759527" w:history="1">
             <w:r>
               <w:rPr>
                 <w:rStyle w:val="Lienhypertexte"/>
@@ -564,7 +564,7 @@
                 <w:noProof/>
                 <w:webHidden/>
               </w:rPr>
-              <w:instrText xml:space="preserve"> PAGEREF _Toc190701365 \h </w:instrText>
+              <w:instrText xml:space="preserve"> PAGEREF _Toc190759527 \h </w:instrText>
             </w:r>
             <w:r>
               <w:rPr>
@@ -608,7 +608,7 @@
               <w:lang w:eastAsia="fr-CH"/>
             </w:rPr>
           </w:pPr>
-          <w:hyperlink w:anchor="_Toc190701366" w:history="1">
+          <w:hyperlink w:anchor="_Toc190759528" w:history="1">
             <w:r>
               <w:rPr>
                 <w:rStyle w:val="Lienhypertexte"/>
@@ -650,7 +650,7 @@
                 <w:noProof/>
                 <w:webHidden/>
               </w:rPr>
-              <w:instrText xml:space="preserve"> PAGEREF _Toc190701366 \h </w:instrText>
+              <w:instrText xml:space="preserve"> PAGEREF _Toc190759528 \h </w:instrText>
             </w:r>
             <w:r>
               <w:rPr>
@@ -694,7 +694,7 @@
               <w:lang w:eastAsia="fr-CH"/>
             </w:rPr>
           </w:pPr>
-          <w:hyperlink w:anchor="_Toc190701367" w:history="1">
+          <w:hyperlink w:anchor="_Toc190759529" w:history="1">
             <w:r>
               <w:rPr>
                 <w:rStyle w:val="Lienhypertexte"/>
@@ -736,7 +736,7 @@
                 <w:noProof/>
                 <w:webHidden/>
               </w:rPr>
-              <w:instrText xml:space="preserve"> PAGEREF _Toc190701367 \h </w:instrText>
+              <w:instrText xml:space="preserve"> PAGEREF _Toc190759529 \h </w:instrText>
             </w:r>
             <w:r>
               <w:rPr>
@@ -757,6 +757,92 @@
                 <w:webHidden/>
               </w:rPr>
               <w:t>8</w:t>
+            </w:r>
+            <w:r>
+              <w:rPr>
+                <w:noProof/>
+                <w:webHidden/>
+              </w:rPr>
+              <w:fldChar w:fldCharType="end"/>
+            </w:r>
+          </w:hyperlink>
+        </w:p>
+        <w:p>
+          <w:pPr>
+            <w:pStyle w:val="TM1"/>
+            <w:tabs>
+              <w:tab w:val="left" w:pos="440"/>
+              <w:tab w:val="right" w:leader="dot" w:pos="9062"/>
+            </w:tabs>
+            <w:rPr>
+              <w:rFonts w:eastAsiaTheme="minorEastAsia"/>
+              <w:noProof/>
+              <w:lang w:eastAsia="fr-CH"/>
+            </w:rPr>
+          </w:pPr>
+          <w:hyperlink w:anchor="_Toc190759530" w:history="1">
+            <w:r>
+              <w:rPr>
+                <w:rStyle w:val="Lienhypertexte"/>
+                <w:noProof/>
+              </w:rPr>
+              <w:t>1.</w:t>
+            </w:r>
+            <w:r>
+              <w:rPr>
+                <w:rFonts w:eastAsiaTheme="minorEastAsia"/>
+                <w:noProof/>
+                <w:lang w:eastAsia="fr-CH"/>
+              </w:rPr>
+              <w:tab/>
+            </w:r>
+            <w:r>
+              <w:rPr>
+                <w:rStyle w:val="Lienhypertexte"/>
+                <w:noProof/>
+              </w:rPr>
+              <w:t>17.02.2025</w:t>
+            </w:r>
+            <w:r>
+              <w:rPr>
+                <w:noProof/>
+                <w:webHidden/>
+              </w:rPr>
+              <w:tab/>
+            </w:r>
+            <w:r>
+              <w:rPr>
+                <w:noProof/>
+                <w:webHidden/>
+              </w:rPr>
+              <w:fldChar w:fldCharType="begin"/>
+            </w:r>
+            <w:r>
+              <w:rPr>
+                <w:noProof/>
+                <w:webHidden/>
+              </w:rPr>
+              <w:instrText xml:space="preserve"> PAGEREF _Toc190759530 \h </w:instrText>
+            </w:r>
+            <w:r>
+              <w:rPr>
+                <w:noProof/>
+                <w:webHidden/>
+              </w:rPr>
+            </w:r>
+            <w:r>
+              <w:rPr>
+                <w:noProof/>
+                <w:webHidden/>
+              </w:rPr>
+              <w:fldChar w:fldCharType="separate"/>
+            </w:r>
+            <w:r>
+              <w:rPr>
+                <w:noProof/>
+                <w:webHidden/>
+              </w:rPr>
+              <w:t>9</w:t>
             </w:r>
             <w:r>
               <w:rPr>
@@ -792,6 +878,8 @@
             <w:fldChar w:fldCharType="end"/>
           </w:r>
         </w:p>
+        <w:bookmarkStart w:id="0" w:name="_GoBack" w:displacedByCustomXml="next"/>
+        <w:bookmarkEnd w:id="0" w:displacedByCustomXml="next"/>
       </w:sdtContent>
     </w:sdt>
     <w:p>
@@ -802,12 +890,12 @@
           <w:numId w:val="1"/>
         </w:numPr>
       </w:pPr>
-      <w:bookmarkStart w:id="0" w:name="_Toc190701362"/>
+      <w:bookmarkStart w:id="1" w:name="_Toc190759524"/>
       <w:r>
         <w:lastRenderedPageBreak/>
         <w:t>27.01.2025</w:t>
       </w:r>
-      <w:bookmarkEnd w:id="0"/>
+      <w:bookmarkEnd w:id="1"/>
     </w:p>
     <w:p>
       <w:r>
@@ -1017,11 +1105,11 @@
           <w:numId w:val="1"/>
         </w:numPr>
       </w:pPr>
-      <w:bookmarkStart w:id="1" w:name="_Toc190701363"/>
+      <w:bookmarkStart w:id="2" w:name="_Toc190759525"/>
       <w:r>
         <w:t>28.01.2025</w:t>
       </w:r>
-      <w:bookmarkEnd w:id="1"/>
+      <w:bookmarkEnd w:id="2"/>
     </w:p>
     <w:p>
       <w:r>
@@ -1218,12 +1306,12 @@
           <w:numId w:val="1"/>
         </w:numPr>
       </w:pPr>
-      <w:bookmarkStart w:id="2" w:name="_Toc190701364"/>
+      <w:bookmarkStart w:id="3" w:name="_Toc190759526"/>
       <w:r>
         <w:lastRenderedPageBreak/>
         <w:t>03.02.2025</w:t>
       </w:r>
-      <w:bookmarkEnd w:id="2"/>
+      <w:bookmarkEnd w:id="3"/>
     </w:p>
     <w:p>
       <w:r>
@@ -1364,12 +1452,12 @@
           <w:numId w:val="1"/>
         </w:numPr>
       </w:pPr>
-      <w:bookmarkStart w:id="3" w:name="_Toc190701365"/>
+      <w:bookmarkStart w:id="4" w:name="_Toc190759527"/>
       <w:r>
         <w:lastRenderedPageBreak/>
         <w:t>04.02.2025</w:t>
       </w:r>
-      <w:bookmarkEnd w:id="3"/>
+      <w:bookmarkEnd w:id="4"/>
     </w:p>
     <w:p>
       <w:r>
@@ -1558,12 +1646,12 @@
           <w:numId w:val="1"/>
         </w:numPr>
       </w:pPr>
-      <w:bookmarkStart w:id="4" w:name="_Toc190701366"/>
+      <w:bookmarkStart w:id="5" w:name="_Toc190759528"/>
       <w:r>
         <w:lastRenderedPageBreak/>
         <w:t>10.02.2025</w:t>
       </w:r>
-      <w:bookmarkEnd w:id="4"/>
+      <w:bookmarkEnd w:id="5"/>
     </w:p>
     <w:p>
       <w:r>
@@ -1659,15 +1747,15 @@
           <w:numId w:val="1"/>
         </w:numPr>
       </w:pPr>
-      <w:bookmarkStart w:id="5" w:name="_Toc190701367"/>
+      <w:bookmarkStart w:id="6" w:name="_Toc190759529"/>
       <w:r>
         <w:lastRenderedPageBreak/>
         <w:t>11.02.2025</w:t>
       </w:r>
-      <w:bookmarkEnd w:id="5"/>
-    </w:p>
-    <w:p>
-      <w:bookmarkStart w:id="6" w:name="_Hlk190701417"/>
+      <w:bookmarkEnd w:id="6"/>
+    </w:p>
+    <w:p>
+      <w:bookmarkStart w:id="7" w:name="_Hlk190701417"/>
       <w:r>
         <w:rPr>
           <w:b/>
@@ -1683,7 +1771,7 @@
         <w:t xml:space="preserve"> périodes :</w:t>
       </w:r>
     </w:p>
-    <w:bookmarkEnd w:id="6"/>
+    <w:bookmarkEnd w:id="7"/>
     <w:p>
       <w:r>
         <w:t>J'ai changé mon utilisation des BoundingBox pour que, le joueur puisse glisser contre les parois qu'il rencontre et qu'il se déplace immédiatement aux bords de celles-ci s’il est à l'intérieur de l'obstacle. J'ai utilisé les variables et calculs suivants :</w:t>
@@ -1825,16 +1913,12 @@
           <w:numId w:val="11"/>
         </w:numPr>
       </w:pPr>
+      <w:bookmarkStart w:id="8" w:name="_Toc190759530"/>
       <w:r>
         <w:lastRenderedPageBreak/>
-        <w:t>1</w:t>
-      </w:r>
-      <w:r>
-        <w:t>7</w:t>
-      </w:r>
-      <w:r>
-        <w:t>.02.2025</w:t>
-      </w:r>
+        <w:t>17.02.2025</w:t>
+      </w:r>
+      <w:bookmarkEnd w:id="8"/>
     </w:p>
     <w:p>
       <w:r>
@@ -1975,8 +2059,6 @@
       <w:r>
         <w:t>Lorsque le joueur se trouvait contre un obstacle et qu’il pressait la touche de déplacement pour aller contre celle-ci, une petite partie du modèle du joueur se trouvait à l’intérieur de l’obstacle. Ce qui était esthétiquement désagréable bien que le joueur n’allait pas complétement à l’intérieur de l’obstacle. J’ai ajusté ceci en changeant la position du joueur lorsqu’on maintient une touche de déplacement et non sa vitesse.</w:t>
       </w:r>
-      <w:bookmarkStart w:id="7" w:name="_GoBack"/>
-      <w:bookmarkEnd w:id="7"/>
     </w:p>
     <w:p/>
     <w:sectPr>
@@ -4230,7 +4312,7 @@
 </file>
 
 <file path=customXml/itemProps1.xml><?xml version="1.0" encoding="utf-8"?>
-<ds:datastoreItem xmlns:ds="http://schemas.openxmlformats.org/officeDocument/2006/customXml" ds:itemID="{233356B4-37FF-4C17-AB46-16A4A72D1104}">
+<ds:datastoreItem xmlns:ds="http://schemas.openxmlformats.org/officeDocument/2006/customXml" ds:itemID="{A5C7A130-AD4F-4910-940D-EDECF62D60E9}">
   <ds:schemaRefs>
     <ds:schemaRef ds:uri="http://schemas.openxmlformats.org/officeDocument/2006/bibliography"/>
   </ds:schemaRefs>

--- a/Doc/JT-PRE-TPI.docx
+++ b/Doc/JT-PRE-TPI.docx
@@ -26,7 +26,23 @@
           <w:b/>
           <w:sz w:val="48"/>
         </w:rPr>
-        <w:t xml:space="preserve"> PRETPI</w:t>
+        <w:t xml:space="preserve"> PRE</w:t>
+      </w:r>
+      <w:r>
+        <w:rPr>
+          <w:rFonts w:ascii="Arial" w:hAnsi="Arial" w:cs="Arial"/>
+          <w:b/>
+          <w:sz w:val="48"/>
+        </w:rPr>
+        <w:t>-</w:t>
+      </w:r>
+      <w:r>
+        <w:rPr>
+          <w:rFonts w:ascii="Arial" w:hAnsi="Arial" w:cs="Arial"/>
+          <w:b/>
+          <w:sz w:val="48"/>
+        </w:rPr>
+        <w:t>TPI</w:t>
       </w:r>
     </w:p>
     <w:p>
@@ -878,8 +894,6 @@
             <w:fldChar w:fldCharType="end"/>
           </w:r>
         </w:p>
-        <w:bookmarkStart w:id="0" w:name="_GoBack" w:displacedByCustomXml="next"/>
-        <w:bookmarkEnd w:id="0" w:displacedByCustomXml="next"/>
       </w:sdtContent>
     </w:sdt>
     <w:p>
@@ -890,12 +904,12 @@
           <w:numId w:val="1"/>
         </w:numPr>
       </w:pPr>
-      <w:bookmarkStart w:id="1" w:name="_Toc190759524"/>
+      <w:bookmarkStart w:id="0" w:name="_Toc190759524"/>
       <w:r>
         <w:lastRenderedPageBreak/>
         <w:t>27.01.2025</w:t>
       </w:r>
-      <w:bookmarkEnd w:id="1"/>
+      <w:bookmarkEnd w:id="0"/>
     </w:p>
     <w:p>
       <w:r>
@@ -1105,11 +1119,11 @@
           <w:numId w:val="1"/>
         </w:numPr>
       </w:pPr>
-      <w:bookmarkStart w:id="2" w:name="_Toc190759525"/>
+      <w:bookmarkStart w:id="1" w:name="_Toc190759525"/>
       <w:r>
         <w:t>28.01.2025</w:t>
       </w:r>
-      <w:bookmarkEnd w:id="2"/>
+      <w:bookmarkEnd w:id="1"/>
     </w:p>
     <w:p>
       <w:r>
@@ -1306,12 +1320,12 @@
           <w:numId w:val="1"/>
         </w:numPr>
       </w:pPr>
-      <w:bookmarkStart w:id="3" w:name="_Toc190759526"/>
+      <w:bookmarkStart w:id="2" w:name="_Toc190759526"/>
       <w:r>
         <w:lastRenderedPageBreak/>
         <w:t>03.02.2025</w:t>
       </w:r>
-      <w:bookmarkEnd w:id="3"/>
+      <w:bookmarkEnd w:id="2"/>
     </w:p>
     <w:p>
       <w:r>
@@ -1452,12 +1466,12 @@
           <w:numId w:val="1"/>
         </w:numPr>
       </w:pPr>
-      <w:bookmarkStart w:id="4" w:name="_Toc190759527"/>
+      <w:bookmarkStart w:id="3" w:name="_Toc190759527"/>
       <w:r>
         <w:lastRenderedPageBreak/>
         <w:t>04.02.2025</w:t>
       </w:r>
-      <w:bookmarkEnd w:id="4"/>
+      <w:bookmarkEnd w:id="3"/>
     </w:p>
     <w:p>
       <w:r>
@@ -1646,12 +1660,12 @@
           <w:numId w:val="1"/>
         </w:numPr>
       </w:pPr>
-      <w:bookmarkStart w:id="5" w:name="_Toc190759528"/>
+      <w:bookmarkStart w:id="4" w:name="_Toc190759528"/>
       <w:r>
         <w:lastRenderedPageBreak/>
         <w:t>10.02.2025</w:t>
       </w:r>
-      <w:bookmarkEnd w:id="5"/>
+      <w:bookmarkEnd w:id="4"/>
     </w:p>
     <w:p>
       <w:r>
@@ -1747,15 +1761,15 @@
           <w:numId w:val="1"/>
         </w:numPr>
       </w:pPr>
-      <w:bookmarkStart w:id="6" w:name="_Toc190759529"/>
+      <w:bookmarkStart w:id="5" w:name="_Toc190759529"/>
       <w:r>
         <w:lastRenderedPageBreak/>
         <w:t>11.02.2025</w:t>
       </w:r>
-      <w:bookmarkEnd w:id="6"/>
-    </w:p>
-    <w:p>
-      <w:bookmarkStart w:id="7" w:name="_Hlk190701417"/>
+      <w:bookmarkEnd w:id="5"/>
+    </w:p>
+    <w:p>
+      <w:bookmarkStart w:id="6" w:name="_Hlk190701417"/>
       <w:r>
         <w:rPr>
           <w:b/>
@@ -1771,7 +1785,7 @@
         <w:t xml:space="preserve"> périodes :</w:t>
       </w:r>
     </w:p>
-    <w:bookmarkEnd w:id="7"/>
+    <w:bookmarkEnd w:id="6"/>
     <w:p>
       <w:r>
         <w:t>J'ai changé mon utilisation des BoundingBox pour que, le joueur puisse glisser contre les parois qu'il rencontre et qu'il se déplace immédiatement aux bords de celles-ci s’il est à l'intérieur de l'obstacle. J'ai utilisé les variables et calculs suivants :</w:t>
@@ -1910,15 +1924,15 @@
         <w:pStyle w:val="Titre1"/>
         <w:numPr>
           <w:ilvl w:val="0"/>
-          <w:numId w:val="11"/>
+          <w:numId w:val="1"/>
         </w:numPr>
       </w:pPr>
-      <w:bookmarkStart w:id="8" w:name="_Toc190759530"/>
+      <w:bookmarkStart w:id="7" w:name="_Toc190759530"/>
       <w:r>
         <w:lastRenderedPageBreak/>
         <w:t>17.02.2025</w:t>
       </w:r>
-      <w:bookmarkEnd w:id="8"/>
+      <w:bookmarkEnd w:id="7"/>
     </w:p>
     <w:p>
       <w:r>
@@ -2059,6 +2073,154 @@
       <w:r>
         <w:t>Lorsque le joueur se trouvait contre un obstacle et qu’il pressait la touche de déplacement pour aller contre celle-ci, une petite partie du modèle du joueur se trouvait à l’intérieur de l’obstacle. Ce qui était esthétiquement désagréable bien que le joueur n’allait pas complétement à l’intérieur de l’obstacle. J’ai ajusté ceci en changeant la position du joueur lorsqu’on maintient une touche de déplacement et non sa vitesse.</w:t>
       </w:r>
+    </w:p>
+    <w:p>
+      <w:r>
+        <w:br w:type="page"/>
+      </w:r>
+    </w:p>
+    <w:p>
+      <w:pPr>
+        <w:pStyle w:val="Titre1"/>
+        <w:numPr>
+          <w:ilvl w:val="0"/>
+          <w:numId w:val="1"/>
+        </w:numPr>
+      </w:pPr>
+      <w:r>
+        <w:lastRenderedPageBreak/>
+        <w:t>1</w:t>
+      </w:r>
+      <w:r>
+        <w:t>8</w:t>
+      </w:r>
+      <w:r>
+        <w:t>.02.2025</w:t>
+      </w:r>
+    </w:p>
+    <w:p>
+      <w:r>
+        <w:t>Ce qui a été fait :</w:t>
+      </w:r>
+    </w:p>
+    <w:p>
+      <w:r>
+        <w:t>Création des classes suivantes :</w:t>
+      </w:r>
+    </w:p>
+    <w:p>
+      <w:r>
+        <w:t>-Player</w:t>
+      </w:r>
+    </w:p>
+    <w:p>
+      <w:r>
+        <w:t>-</w:t>
+      </w:r>
+      <w:proofErr w:type="spellStart"/>
+      <w:r>
+        <w:t>DimensionCamera</w:t>
+      </w:r>
+      <w:proofErr w:type="spellEnd"/>
+    </w:p>
+    <w:p>
+      <w:r>
+        <w:t>-Obstacle</w:t>
+      </w:r>
+    </w:p>
+    <w:p>
+      <w:r>
+        <w:t xml:space="preserve">Ces classes me permettent d’avoir un code plus lisible et de créer, par exemple, de nouveau obstacles très facilement. </w:t>
+      </w:r>
+      <w:proofErr w:type="spellStart"/>
+      <w:r>
+        <w:t>Raylib</w:t>
+      </w:r>
+      <w:proofErr w:type="spellEnd"/>
+      <w:r>
+        <w:t xml:space="preserve"> donne accès à beaucoup de fonction dans le programme principale, mais en voyant que celui-ci se complexifiait j’était contraint de départager le code dans des classes pratiques d’utilisation.</w:t>
+      </w:r>
+    </w:p>
+    <w:p>
+      <w:r>
+        <w:t>Créer les classes a été d’une simplicité étonnante, il a suffi de retranscrire le comportement du programme principal dans les classes.</w:t>
+      </w:r>
+    </w:p>
+    <w:p>
+      <w:r>
+        <w:t>Quelques copiés-collés et quelques ajustements ont suffi à rendre le code plus lisible et à créer des classes rapides d’utilisation.</w:t>
+      </w:r>
+    </w:p>
+    <w:p>
+      <w:r>
+        <w:t>Mise à jour du planning et du journal de travail.</w:t>
+      </w:r>
+    </w:p>
+    <w:p>
+      <w:r>
+        <w:br w:type="page"/>
+      </w:r>
+    </w:p>
+    <w:p>
+      <w:pPr>
+        <w:pStyle w:val="Titre1"/>
+        <w:numPr>
+          <w:ilvl w:val="0"/>
+          <w:numId w:val="1"/>
+        </w:numPr>
+      </w:pPr>
+      <w:r>
+        <w:lastRenderedPageBreak/>
+        <w:t>03.03.2025</w:t>
+      </w:r>
+    </w:p>
+    <w:p>
+      <w:r>
+        <w:t>Ce qui a été fait :</w:t>
+      </w:r>
+    </w:p>
+    <w:p>
+      <w:r>
+        <w:t>-Mise à jour du planning</w:t>
+      </w:r>
+    </w:p>
+    <w:p>
+      <w:r>
+        <w:t xml:space="preserve">J’ai eu de l’avance sur le </w:t>
+      </w:r>
+      <w:r>
+        <w:t>projet</w:t>
+      </w:r>
+      <w:r>
+        <w:t xml:space="preserve"> j’ai alors avancé sur d’autres projets.</w:t>
+      </w:r>
+    </w:p>
+    <w:p>
+      <w:r>
+        <w:br w:type="page"/>
+      </w:r>
+    </w:p>
+    <w:p>
+      <w:pPr>
+        <w:pStyle w:val="Titre1"/>
+        <w:numPr>
+          <w:ilvl w:val="0"/>
+          <w:numId w:val="1"/>
+        </w:numPr>
+        <w:ind w:left="284" w:hanging="142"/>
+      </w:pPr>
+      <w:r>
+        <w:lastRenderedPageBreak/>
+        <w:t>0</w:t>
+      </w:r>
+      <w:r>
+        <w:t>4</w:t>
+      </w:r>
+      <w:r>
+        <w:t>.03.2025</w:t>
+      </w:r>
+      <w:bookmarkStart w:id="8" w:name="_GoBack"/>
+      <w:bookmarkEnd w:id="8"/>
     </w:p>
     <w:p/>
     <w:sectPr>
@@ -2308,7 +2470,7 @@
   <w:abstractNum w:abstractNumId="2" w15:restartNumberingAfterBreak="0">
     <w:nsid w:val="0E8414DF"/>
     <w:multiLevelType w:val="hybridMultilevel"/>
-    <w:tmpl w:val="CD90C7B6"/>
+    <w:tmpl w:val="A9C0C180"/>
     <w:lvl w:ilvl="0" w:tplc="100C000F">
       <w:start w:val="1"/>
       <w:numFmt w:val="decimal"/>
@@ -2392,6 +2554,92 @@
     </w:lvl>
   </w:abstractNum>
   <w:abstractNum w:abstractNumId="3" w15:restartNumberingAfterBreak="0">
+    <w:nsid w:val="15477B94"/>
+    <w:multiLevelType w:val="hybridMultilevel"/>
+    <w:tmpl w:val="11BC9D68"/>
+    <w:lvl w:ilvl="0" w:tplc="100C000F">
+      <w:start w:val="1"/>
+      <w:numFmt w:val="decimal"/>
+      <w:lvlText w:val="%1."/>
+      <w:lvlJc w:val="left"/>
+      <w:pPr>
+        <w:ind w:left="720" w:hanging="360"/>
+      </w:pPr>
+    </w:lvl>
+    <w:lvl w:ilvl="1" w:tplc="100C0019" w:tentative="1">
+      <w:start w:val="1"/>
+      <w:numFmt w:val="lowerLetter"/>
+      <w:lvlText w:val="%2."/>
+      <w:lvlJc w:val="left"/>
+      <w:pPr>
+        <w:ind w:left="1440" w:hanging="360"/>
+      </w:pPr>
+    </w:lvl>
+    <w:lvl w:ilvl="2" w:tplc="100C001B" w:tentative="1">
+      <w:start w:val="1"/>
+      <w:numFmt w:val="lowerRoman"/>
+      <w:lvlText w:val="%3."/>
+      <w:lvlJc w:val="right"/>
+      <w:pPr>
+        <w:ind w:left="2160" w:hanging="180"/>
+      </w:pPr>
+    </w:lvl>
+    <w:lvl w:ilvl="3" w:tplc="100C000F" w:tentative="1">
+      <w:start w:val="1"/>
+      <w:numFmt w:val="decimal"/>
+      <w:lvlText w:val="%4."/>
+      <w:lvlJc w:val="left"/>
+      <w:pPr>
+        <w:ind w:left="2880" w:hanging="360"/>
+      </w:pPr>
+    </w:lvl>
+    <w:lvl w:ilvl="4" w:tplc="100C0019" w:tentative="1">
+      <w:start w:val="1"/>
+      <w:numFmt w:val="lowerLetter"/>
+      <w:lvlText w:val="%5."/>
+      <w:lvlJc w:val="left"/>
+      <w:pPr>
+        <w:ind w:left="3600" w:hanging="360"/>
+      </w:pPr>
+    </w:lvl>
+    <w:lvl w:ilvl="5" w:tplc="100C001B" w:tentative="1">
+      <w:start w:val="1"/>
+      <w:numFmt w:val="lowerRoman"/>
+      <w:lvlText w:val="%6."/>
+      <w:lvlJc w:val="right"/>
+      <w:pPr>
+        <w:ind w:left="4320" w:hanging="180"/>
+      </w:pPr>
+    </w:lvl>
+    <w:lvl w:ilvl="6" w:tplc="100C000F" w:tentative="1">
+      <w:start w:val="1"/>
+      <w:numFmt w:val="decimal"/>
+      <w:lvlText w:val="%7."/>
+      <w:lvlJc w:val="left"/>
+      <w:pPr>
+        <w:ind w:left="5040" w:hanging="360"/>
+      </w:pPr>
+    </w:lvl>
+    <w:lvl w:ilvl="7" w:tplc="100C0019" w:tentative="1">
+      <w:start w:val="1"/>
+      <w:numFmt w:val="lowerLetter"/>
+      <w:lvlText w:val="%8."/>
+      <w:lvlJc w:val="left"/>
+      <w:pPr>
+        <w:ind w:left="5760" w:hanging="360"/>
+      </w:pPr>
+    </w:lvl>
+    <w:lvl w:ilvl="8" w:tplc="100C001B" w:tentative="1">
+      <w:start w:val="1"/>
+      <w:numFmt w:val="lowerRoman"/>
+      <w:lvlText w:val="%9."/>
+      <w:lvlJc w:val="right"/>
+      <w:pPr>
+        <w:ind w:left="6480" w:hanging="180"/>
+      </w:pPr>
+    </w:lvl>
+  </w:abstractNum>
+  <w:abstractNum w:abstractNumId="4" w15:restartNumberingAfterBreak="0">
     <w:nsid w:val="1C75795F"/>
     <w:multiLevelType w:val="hybridMultilevel"/>
     <w:tmpl w:val="2BF60B10"/>
@@ -2504,7 +2752,7 @@
       </w:rPr>
     </w:lvl>
   </w:abstractNum>
-  <w:abstractNum w:abstractNumId="4" w15:restartNumberingAfterBreak="0">
+  <w:abstractNum w:abstractNumId="5" w15:restartNumberingAfterBreak="0">
     <w:nsid w:val="220E18DF"/>
     <w:multiLevelType w:val="hybridMultilevel"/>
     <w:tmpl w:val="C73CC306"/>
@@ -2617,7 +2865,7 @@
       </w:rPr>
     </w:lvl>
   </w:abstractNum>
-  <w:abstractNum w:abstractNumId="5" w15:restartNumberingAfterBreak="0">
+  <w:abstractNum w:abstractNumId="6" w15:restartNumberingAfterBreak="0">
     <w:nsid w:val="23F22866"/>
     <w:multiLevelType w:val="hybridMultilevel"/>
     <w:tmpl w:val="333C0EC6"/>
@@ -2730,7 +2978,7 @@
       </w:rPr>
     </w:lvl>
   </w:abstractNum>
-  <w:abstractNum w:abstractNumId="6" w15:restartNumberingAfterBreak="0">
+  <w:abstractNum w:abstractNumId="7" w15:restartNumberingAfterBreak="0">
     <w:nsid w:val="2C916BBB"/>
     <w:multiLevelType w:val="hybridMultilevel"/>
     <w:tmpl w:val="470022CA"/>
@@ -2843,7 +3091,7 @@
       </w:rPr>
     </w:lvl>
   </w:abstractNum>
-  <w:abstractNum w:abstractNumId="7" w15:restartNumberingAfterBreak="0">
+  <w:abstractNum w:abstractNumId="8" w15:restartNumberingAfterBreak="0">
     <w:nsid w:val="3BE62C46"/>
     <w:multiLevelType w:val="hybridMultilevel"/>
     <w:tmpl w:val="7E68C346"/>
@@ -2956,7 +3204,179 @@
       </w:rPr>
     </w:lvl>
   </w:abstractNum>
-  <w:abstractNum w:abstractNumId="8" w15:restartNumberingAfterBreak="0">
+  <w:abstractNum w:abstractNumId="9" w15:restartNumberingAfterBreak="0">
+    <w:nsid w:val="49AE59B2"/>
+    <w:multiLevelType w:val="hybridMultilevel"/>
+    <w:tmpl w:val="8BFCC104"/>
+    <w:lvl w:ilvl="0" w:tplc="100C000F">
+      <w:start w:val="1"/>
+      <w:numFmt w:val="decimal"/>
+      <w:lvlText w:val="%1."/>
+      <w:lvlJc w:val="left"/>
+      <w:pPr>
+        <w:ind w:left="720" w:hanging="360"/>
+      </w:pPr>
+    </w:lvl>
+    <w:lvl w:ilvl="1" w:tplc="100C0019" w:tentative="1">
+      <w:start w:val="1"/>
+      <w:numFmt w:val="lowerLetter"/>
+      <w:lvlText w:val="%2."/>
+      <w:lvlJc w:val="left"/>
+      <w:pPr>
+        <w:ind w:left="1440" w:hanging="360"/>
+      </w:pPr>
+    </w:lvl>
+    <w:lvl w:ilvl="2" w:tplc="100C001B" w:tentative="1">
+      <w:start w:val="1"/>
+      <w:numFmt w:val="lowerRoman"/>
+      <w:lvlText w:val="%3."/>
+      <w:lvlJc w:val="right"/>
+      <w:pPr>
+        <w:ind w:left="2160" w:hanging="180"/>
+      </w:pPr>
+    </w:lvl>
+    <w:lvl w:ilvl="3" w:tplc="100C000F" w:tentative="1">
+      <w:start w:val="1"/>
+      <w:numFmt w:val="decimal"/>
+      <w:lvlText w:val="%4."/>
+      <w:lvlJc w:val="left"/>
+      <w:pPr>
+        <w:ind w:left="2880" w:hanging="360"/>
+      </w:pPr>
+    </w:lvl>
+    <w:lvl w:ilvl="4" w:tplc="100C0019" w:tentative="1">
+      <w:start w:val="1"/>
+      <w:numFmt w:val="lowerLetter"/>
+      <w:lvlText w:val="%5."/>
+      <w:lvlJc w:val="left"/>
+      <w:pPr>
+        <w:ind w:left="3600" w:hanging="360"/>
+      </w:pPr>
+    </w:lvl>
+    <w:lvl w:ilvl="5" w:tplc="100C001B" w:tentative="1">
+      <w:start w:val="1"/>
+      <w:numFmt w:val="lowerRoman"/>
+      <w:lvlText w:val="%6."/>
+      <w:lvlJc w:val="right"/>
+      <w:pPr>
+        <w:ind w:left="4320" w:hanging="180"/>
+      </w:pPr>
+    </w:lvl>
+    <w:lvl w:ilvl="6" w:tplc="100C000F" w:tentative="1">
+      <w:start w:val="1"/>
+      <w:numFmt w:val="decimal"/>
+      <w:lvlText w:val="%7."/>
+      <w:lvlJc w:val="left"/>
+      <w:pPr>
+        <w:ind w:left="5040" w:hanging="360"/>
+      </w:pPr>
+    </w:lvl>
+    <w:lvl w:ilvl="7" w:tplc="100C0019" w:tentative="1">
+      <w:start w:val="1"/>
+      <w:numFmt w:val="lowerLetter"/>
+      <w:lvlText w:val="%8."/>
+      <w:lvlJc w:val="left"/>
+      <w:pPr>
+        <w:ind w:left="5760" w:hanging="360"/>
+      </w:pPr>
+    </w:lvl>
+    <w:lvl w:ilvl="8" w:tplc="100C001B" w:tentative="1">
+      <w:start w:val="1"/>
+      <w:numFmt w:val="lowerRoman"/>
+      <w:lvlText w:val="%9."/>
+      <w:lvlJc w:val="right"/>
+      <w:pPr>
+        <w:ind w:left="6480" w:hanging="180"/>
+      </w:pPr>
+    </w:lvl>
+  </w:abstractNum>
+  <w:abstractNum w:abstractNumId="10" w15:restartNumberingAfterBreak="0">
+    <w:nsid w:val="4EB24BBC"/>
+    <w:multiLevelType w:val="hybridMultilevel"/>
+    <w:tmpl w:val="8338616C"/>
+    <w:lvl w:ilvl="0" w:tplc="100C000F">
+      <w:start w:val="1"/>
+      <w:numFmt w:val="decimal"/>
+      <w:lvlText w:val="%1."/>
+      <w:lvlJc w:val="left"/>
+      <w:pPr>
+        <w:ind w:left="720" w:hanging="360"/>
+      </w:pPr>
+    </w:lvl>
+    <w:lvl w:ilvl="1" w:tplc="100C0019" w:tentative="1">
+      <w:start w:val="1"/>
+      <w:numFmt w:val="lowerLetter"/>
+      <w:lvlText w:val="%2."/>
+      <w:lvlJc w:val="left"/>
+      <w:pPr>
+        <w:ind w:left="1440" w:hanging="360"/>
+      </w:pPr>
+    </w:lvl>
+    <w:lvl w:ilvl="2" w:tplc="100C001B" w:tentative="1">
+      <w:start w:val="1"/>
+      <w:numFmt w:val="lowerRoman"/>
+      <w:lvlText w:val="%3."/>
+      <w:lvlJc w:val="right"/>
+      <w:pPr>
+        <w:ind w:left="2160" w:hanging="180"/>
+      </w:pPr>
+    </w:lvl>
+    <w:lvl w:ilvl="3" w:tplc="100C000F" w:tentative="1">
+      <w:start w:val="1"/>
+      <w:numFmt w:val="decimal"/>
+      <w:lvlText w:val="%4."/>
+      <w:lvlJc w:val="left"/>
+      <w:pPr>
+        <w:ind w:left="2880" w:hanging="360"/>
+      </w:pPr>
+    </w:lvl>
+    <w:lvl w:ilvl="4" w:tplc="100C0019" w:tentative="1">
+      <w:start w:val="1"/>
+      <w:numFmt w:val="lowerLetter"/>
+      <w:lvlText w:val="%5."/>
+      <w:lvlJc w:val="left"/>
+      <w:pPr>
+        <w:ind w:left="3600" w:hanging="360"/>
+      </w:pPr>
+    </w:lvl>
+    <w:lvl w:ilvl="5" w:tplc="100C001B" w:tentative="1">
+      <w:start w:val="1"/>
+      <w:numFmt w:val="lowerRoman"/>
+      <w:lvlText w:val="%6."/>
+      <w:lvlJc w:val="right"/>
+      <w:pPr>
+        <w:ind w:left="4320" w:hanging="180"/>
+      </w:pPr>
+    </w:lvl>
+    <w:lvl w:ilvl="6" w:tplc="100C000F" w:tentative="1">
+      <w:start w:val="1"/>
+      <w:numFmt w:val="decimal"/>
+      <w:lvlText w:val="%7."/>
+      <w:lvlJc w:val="left"/>
+      <w:pPr>
+        <w:ind w:left="5040" w:hanging="360"/>
+      </w:pPr>
+    </w:lvl>
+    <w:lvl w:ilvl="7" w:tplc="100C0019" w:tentative="1">
+      <w:start w:val="1"/>
+      <w:numFmt w:val="lowerLetter"/>
+      <w:lvlText w:val="%8."/>
+      <w:lvlJc w:val="left"/>
+      <w:pPr>
+        <w:ind w:left="5760" w:hanging="360"/>
+      </w:pPr>
+    </w:lvl>
+    <w:lvl w:ilvl="8" w:tplc="100C001B" w:tentative="1">
+      <w:start w:val="1"/>
+      <w:numFmt w:val="lowerRoman"/>
+      <w:lvlText w:val="%9."/>
+      <w:lvlJc w:val="right"/>
+      <w:pPr>
+        <w:ind w:left="6480" w:hanging="180"/>
+      </w:pPr>
+    </w:lvl>
+  </w:abstractNum>
+  <w:abstractNum w:abstractNumId="11" w15:restartNumberingAfterBreak="0">
     <w:nsid w:val="5FC01693"/>
     <w:multiLevelType w:val="hybridMultilevel"/>
     <w:tmpl w:val="622A71DC"/>
@@ -3069,7 +3489,7 @@
       </w:rPr>
     </w:lvl>
   </w:abstractNum>
-  <w:abstractNum w:abstractNumId="9" w15:restartNumberingAfterBreak="0">
+  <w:abstractNum w:abstractNumId="12" w15:restartNumberingAfterBreak="0">
     <w:nsid w:val="61F1310A"/>
     <w:multiLevelType w:val="hybridMultilevel"/>
     <w:tmpl w:val="133EB1BE"/>
@@ -3182,7 +3602,7 @@
       </w:rPr>
     </w:lvl>
   </w:abstractNum>
-  <w:abstractNum w:abstractNumId="10" w15:restartNumberingAfterBreak="0">
+  <w:abstractNum w:abstractNumId="13" w15:restartNumberingAfterBreak="0">
     <w:nsid w:val="6FBF3430"/>
     <w:multiLevelType w:val="hybridMultilevel"/>
     <w:tmpl w:val="B900E876"/>
@@ -3295,7 +3715,7 @@
       </w:rPr>
     </w:lvl>
   </w:abstractNum>
-  <w:abstractNum w:abstractNumId="11" w15:restartNumberingAfterBreak="0">
+  <w:abstractNum w:abstractNumId="14" w15:restartNumberingAfterBreak="0">
     <w:nsid w:val="71226459"/>
     <w:multiLevelType w:val="hybridMultilevel"/>
     <w:tmpl w:val="CD90C7B6"/>
@@ -3385,25 +3805,25 @@
     <w:abstractNumId w:val="2"/>
   </w:num>
   <w:num w:numId="2">
-    <w:abstractNumId w:val="9"/>
+    <w:abstractNumId w:val="12"/>
   </w:num>
   <w:num w:numId="3">
+    <w:abstractNumId w:val="11"/>
+  </w:num>
+  <w:num w:numId="4">
+    <w:abstractNumId w:val="5"/>
+  </w:num>
+  <w:num w:numId="5">
+    <w:abstractNumId w:val="4"/>
+  </w:num>
+  <w:num w:numId="6">
+    <w:abstractNumId w:val="13"/>
+  </w:num>
+  <w:num w:numId="7">
     <w:abstractNumId w:val="8"/>
   </w:num>
-  <w:num w:numId="4">
-    <w:abstractNumId w:val="4"/>
-  </w:num>
-  <w:num w:numId="5">
-    <w:abstractNumId w:val="3"/>
-  </w:num>
-  <w:num w:numId="6">
-    <w:abstractNumId w:val="10"/>
-  </w:num>
-  <w:num w:numId="7">
-    <w:abstractNumId w:val="7"/>
-  </w:num>
   <w:num w:numId="8">
-    <w:abstractNumId w:val="5"/>
+    <w:abstractNumId w:val="6"/>
   </w:num>
   <w:num w:numId="9">
     <w:abstractNumId w:val="0"/>
@@ -3412,10 +3832,19 @@
     <w:abstractNumId w:val="1"/>
   </w:num>
   <w:num w:numId="11">
-    <w:abstractNumId w:val="11"/>
+    <w:abstractNumId w:val="14"/>
   </w:num>
   <w:num w:numId="12">
-    <w:abstractNumId w:val="6"/>
+    <w:abstractNumId w:val="7"/>
+  </w:num>
+  <w:num w:numId="13">
+    <w:abstractNumId w:val="10"/>
+  </w:num>
+  <w:num w:numId="14">
+    <w:abstractNumId w:val="9"/>
+  </w:num>
+  <w:num w:numId="15">
+    <w:abstractNumId w:val="3"/>
   </w:num>
 </w:numbering>
 </file>
@@ -4312,7 +4741,7 @@
 </file>
 
 <file path=customXml/itemProps1.xml><?xml version="1.0" encoding="utf-8"?>
-<ds:datastoreItem xmlns:ds="http://schemas.openxmlformats.org/officeDocument/2006/customXml" ds:itemID="{A5C7A130-AD4F-4910-940D-EDECF62D60E9}">
+<ds:datastoreItem xmlns:ds="http://schemas.openxmlformats.org/officeDocument/2006/customXml" ds:itemID="{8DABAD3A-41C4-4863-BA94-350012FFA1EA}">
   <ds:schemaRefs>
     <ds:schemaRef ds:uri="http://schemas.openxmlformats.org/officeDocument/2006/bibliography"/>
   </ds:schemaRefs>

--- a/Doc/JT-PRE-TPI.docx
+++ b/Doc/JT-PRE-TPI.docx
@@ -2089,13 +2089,7 @@
       </w:pPr>
       <w:r>
         <w:lastRenderedPageBreak/>
-        <w:t>1</w:t>
-      </w:r>
-      <w:r>
-        <w:t>8</w:t>
-      </w:r>
-      <w:r>
-        <w:t>.02.2025</w:t>
+        <w:t>18.02.2025</w:t>
       </w:r>
     </w:p>
     <w:p>
@@ -2181,7 +2175,7 @@
     </w:p>
     <w:p>
       <w:r>
-        <w:t>-Mise à jour du planning</w:t>
+        <w:t>Mise à jour du planning et du journal de travail.</w:t>
       </w:r>
     </w:p>
     <w:p>
@@ -2211,18 +2205,317 @@
       </w:pPr>
       <w:r>
         <w:lastRenderedPageBreak/>
-        <w:t>0</w:t>
-      </w:r>
-      <w:r>
-        <w:t>4</w:t>
-      </w:r>
-      <w:r>
-        <w:t>.03.2025</w:t>
-      </w:r>
+        <w:t>04.03.2025</w:t>
+      </w:r>
+    </w:p>
+    <w:p>
+      <w:r>
+        <w:t>Ce qui a été fait :</w:t>
+      </w:r>
+    </w:p>
+    <w:p>
+      <w:r>
+        <w:t xml:space="preserve">J’ai </w:t>
+      </w:r>
+      <w:r>
+        <w:rPr>
+          <w:b/>
+        </w:rPr>
+        <w:t>modifié la gestion de la vélocité</w:t>
+      </w:r>
+      <w:r>
+        <w:t xml:space="preserve"> dans ma classe Player en ajoutant une méthode « </w:t>
+      </w:r>
+      <w:proofErr w:type="spellStart"/>
+      <w:r>
+        <w:t>Brake</w:t>
+      </w:r>
+      <w:proofErr w:type="spellEnd"/>
+      <w:r>
+        <w:t> ». Celle-ci permet à la vitesse du joueur de diminuer progressivement avec un petit délai avec un coefficient de décélération que j’applique au vecteur de vélocité.</w:t>
+      </w:r>
+    </w:p>
+    <w:p>
+      <w:r>
+        <w:t>J’ai aussi supprimé des méthodes inutiles pour déplacer le joueur qui se nommaient :</w:t>
+      </w:r>
+    </w:p>
+    <w:p>
+      <w:proofErr w:type="spellStart"/>
+      <w:r>
+        <w:t>MovePlayerUp</w:t>
+      </w:r>
+      <w:proofErr w:type="spellEnd"/>
+      <w:r>
+        <w:t xml:space="preserve">, </w:t>
+      </w:r>
+      <w:proofErr w:type="spellStart"/>
+      <w:r>
+        <w:t>MovePlayerDown</w:t>
+      </w:r>
+      <w:proofErr w:type="spellEnd"/>
+      <w:r>
+        <w:t>, etc…</w:t>
+      </w:r>
+    </w:p>
+    <w:p>
+      <w:pPr>
+        <w:rPr>
+          <w:noProof/>
+        </w:rPr>
+      </w:pPr>
+      <w:r>
+        <w:rPr>
+          <w:noProof/>
+        </w:rPr>
+        <w:drawing>
+          <wp:anchor distT="0" distB="0" distL="114300" distR="114300" simplePos="0" relativeHeight="251663360" behindDoc="1" locked="0" layoutInCell="1" allowOverlap="1" wp14:anchorId="4647757A" wp14:editId="24B2E75D">
+            <wp:simplePos x="0" y="0"/>
+            <wp:positionH relativeFrom="margin">
+              <wp:align>left</wp:align>
+            </wp:positionH>
+            <wp:positionV relativeFrom="paragraph">
+              <wp:posOffset>2840695</wp:posOffset>
+            </wp:positionV>
+            <wp:extent cx="3232298" cy="1565523"/>
+            <wp:effectExtent l="0" t="0" r="6350" b="0"/>
+            <wp:wrapTopAndBottom/>
+            <wp:docPr id="3" name="Image 3"/>
+            <wp:cNvGraphicFramePr>
+              <a:graphicFrameLocks xmlns:a="http://schemas.openxmlformats.org/drawingml/2006/main" noChangeAspect="1"/>
+            </wp:cNvGraphicFramePr>
+            <a:graphic xmlns:a="http://schemas.openxmlformats.org/drawingml/2006/main">
+              <a:graphicData uri="http://schemas.openxmlformats.org/drawingml/2006/picture">
+                <pic:pic xmlns:pic="http://schemas.openxmlformats.org/drawingml/2006/picture">
+                  <pic:nvPicPr>
+                    <pic:cNvPr id="1" name=""/>
+                    <pic:cNvPicPr/>
+                  </pic:nvPicPr>
+                  <pic:blipFill>
+                    <a:blip r:embed="rId8">
+                      <a:extLst>
+                        <a:ext uri="{28A0092B-C50C-407E-A947-70E740481C1C}">
+                          <a14:useLocalDpi xmlns:a14="http://schemas.microsoft.com/office/drawing/2010/main" val="0"/>
+                        </a:ext>
+                      </a:extLst>
+                    </a:blip>
+                    <a:stretch>
+                      <a:fillRect/>
+                    </a:stretch>
+                  </pic:blipFill>
+                  <pic:spPr>
+                    <a:xfrm>
+                      <a:off x="0" y="0"/>
+                      <a:ext cx="3232298" cy="1565523"/>
+                    </a:xfrm>
+                    <a:prstGeom prst="rect">
+                      <a:avLst/>
+                    </a:prstGeom>
+                  </pic:spPr>
+                </pic:pic>
+              </a:graphicData>
+            </a:graphic>
+            <wp14:sizeRelH relativeFrom="margin">
+              <wp14:pctWidth>0</wp14:pctWidth>
+            </wp14:sizeRelH>
+            <wp14:sizeRelV relativeFrom="margin">
+              <wp14:pctHeight>0</wp14:pctHeight>
+            </wp14:sizeRelV>
+          </wp:anchor>
+        </w:drawing>
+      </w:r>
+      <w:r>
+        <w:rPr>
+          <w:noProof/>
+        </w:rPr>
+        <w:drawing>
+          <wp:anchor distT="0" distB="0" distL="114300" distR="114300" simplePos="0" relativeHeight="251662336" behindDoc="0" locked="0" layoutInCell="1" allowOverlap="1" wp14:anchorId="71557965" wp14:editId="57AA7323">
+            <wp:simplePos x="0" y="0"/>
+            <wp:positionH relativeFrom="margin">
+              <wp:align>left</wp:align>
+            </wp:positionH>
+            <wp:positionV relativeFrom="paragraph">
+              <wp:posOffset>416280</wp:posOffset>
+            </wp:positionV>
+            <wp:extent cx="4710588" cy="2509510"/>
+            <wp:effectExtent l="0" t="0" r="0" b="5715"/>
+            <wp:wrapTopAndBottom/>
+            <wp:docPr id="4" name="Image 4"/>
+            <wp:cNvGraphicFramePr>
+              <a:graphicFrameLocks xmlns:a="http://schemas.openxmlformats.org/drawingml/2006/main" noChangeAspect="1"/>
+            </wp:cNvGraphicFramePr>
+            <a:graphic xmlns:a="http://schemas.openxmlformats.org/drawingml/2006/main">
+              <a:graphicData uri="http://schemas.openxmlformats.org/drawingml/2006/picture">
+                <pic:pic xmlns:pic="http://schemas.openxmlformats.org/drawingml/2006/picture">
+                  <pic:nvPicPr>
+                    <pic:cNvPr id="1" name=""/>
+                    <pic:cNvPicPr/>
+                  </pic:nvPicPr>
+                  <pic:blipFill>
+                    <a:blip r:embed="rId9">
+                      <a:extLst>
+                        <a:ext uri="{28A0092B-C50C-407E-A947-70E740481C1C}">
+                          <a14:useLocalDpi xmlns:a14="http://schemas.microsoft.com/office/drawing/2010/main" val="0"/>
+                        </a:ext>
+                      </a:extLst>
+                    </a:blip>
+                    <a:stretch>
+                      <a:fillRect/>
+                    </a:stretch>
+                  </pic:blipFill>
+                  <pic:spPr>
+                    <a:xfrm>
+                      <a:off x="0" y="0"/>
+                      <a:ext cx="4710588" cy="2509510"/>
+                    </a:xfrm>
+                    <a:prstGeom prst="rect">
+                      <a:avLst/>
+                    </a:prstGeom>
+                  </pic:spPr>
+                </pic:pic>
+              </a:graphicData>
+            </a:graphic>
+            <wp14:sizeRelH relativeFrom="margin">
+              <wp14:pctWidth>0</wp14:pctWidth>
+            </wp14:sizeRelH>
+            <wp14:sizeRelV relativeFrom="margin">
+              <wp14:pctHeight>0</wp14:pctHeight>
+            </wp14:sizeRelV>
+          </wp:anchor>
+        </w:drawing>
+      </w:r>
+      <w:r>
+        <w:t>Puis je les ai remplacées par un seul vecteur 3D que j’ai appelé « </w:t>
+      </w:r>
+      <w:proofErr w:type="spellStart"/>
+      <w:r>
+        <w:t>movement</w:t>
+      </w:r>
+      <w:proofErr w:type="spellEnd"/>
+      <w:r>
+        <w:t> » qui était modifié selon la touche pressée.</w:t>
+      </w:r>
+    </w:p>
+    <w:p>
+      <w:pPr>
+        <w:spacing w:before="360"/>
+      </w:pPr>
+      <w:r>
+        <w:t xml:space="preserve">J’ai aussi commencé à </w:t>
+      </w:r>
+      <w:r>
+        <w:rPr>
+          <w:b/>
+        </w:rPr>
+        <w:t>ajouter d’autres obstacles</w:t>
+      </w:r>
+      <w:r>
+        <w:t>. Je m’attendais à ce que tous les obstacles dans ma liste d’obstacles agissent de la même manière. Lorsqu’ils passaient par mon gestionnaire de collision dans « Player », donc un « </w:t>
+      </w:r>
+      <w:proofErr w:type="spellStart"/>
+      <w:r>
+        <w:t>foreach</w:t>
+      </w:r>
+      <w:proofErr w:type="spellEnd"/>
+      <w:r>
+        <w:t xml:space="preserve"> » pour tester toutes les collisions en même temps, il était impossible pour le joueur de se trouver au sommet de celui-ci en mode orthographique. Également, les collisions ne fonctionnaient pas correctement. Je n’ai malheureusement pas trouvé la solution tout de suite. </w:t>
+      </w:r>
+    </w:p>
+    <w:p>
+      <w:r>
+        <w:t>Mise à jour du planning et du journal de travail.</w:t>
+      </w:r>
+    </w:p>
+    <w:p>
+      <w:pPr>
+        <w:rPr>
+          <w:noProof/>
+        </w:rPr>
+      </w:pPr>
+      <w:r>
+        <w:rPr>
+          <w:noProof/>
+        </w:rPr>
+        <w:br w:type="page"/>
+      </w:r>
+    </w:p>
+    <w:p>
+      <w:pPr>
+        <w:pStyle w:val="Titre1"/>
+        <w:numPr>
+          <w:ilvl w:val="0"/>
+          <w:numId w:val="1"/>
+        </w:numPr>
+        <w:rPr>
+          <w:noProof/>
+        </w:rPr>
+      </w:pPr>
+      <w:r>
+        <w:rPr>
+          <w:noProof/>
+        </w:rPr>
+        <w:lastRenderedPageBreak/>
+        <w:t>10.03.2025</w:t>
+      </w:r>
+    </w:p>
+    <w:p>
+      <w:r>
+        <w:br w:type="page"/>
+      </w:r>
+    </w:p>
+    <w:p>
+      <w:pPr>
+        <w:pStyle w:val="Titre1"/>
+        <w:numPr>
+          <w:ilvl w:val="0"/>
+          <w:numId w:val="1"/>
+        </w:numPr>
+      </w:pPr>
+      <w:r>
+        <w:lastRenderedPageBreak/>
+        <w:t>11.03.2025</w:t>
+      </w:r>
+    </w:p>
+    <w:p>
+      <w:r>
+        <w:br w:type="page"/>
+      </w:r>
+    </w:p>
+    <w:p>
+      <w:pPr>
+        <w:pStyle w:val="Titre1"/>
+        <w:numPr>
+          <w:ilvl w:val="0"/>
+          <w:numId w:val="1"/>
+        </w:numPr>
+      </w:pPr>
+      <w:r>
+        <w:lastRenderedPageBreak/>
+        <w:t>17.03.2025</w:t>
+      </w:r>
+    </w:p>
+    <w:p>
+      <w:r>
+        <w:br w:type="page"/>
+      </w:r>
+    </w:p>
+    <w:p>
+      <w:pPr>
+        <w:pStyle w:val="Titre1"/>
+        <w:numPr>
+          <w:ilvl w:val="0"/>
+          <w:numId w:val="1"/>
+        </w:numPr>
+      </w:pPr>
+      <w:r>
+        <w:lastRenderedPageBreak/>
+        <w:t>18.03.2025</w:t>
+      </w:r>
+    </w:p>
+    <w:p>
       <w:bookmarkStart w:id="8" w:name="_GoBack"/>
       <w:bookmarkEnd w:id="8"/>
     </w:p>
-    <w:p/>
     <w:sectPr>
       <w:pgSz w:w="11906" w:h="16838"/>
       <w:pgMar w:top="1417" w:right="1417" w:bottom="1417" w:left="1417" w:header="708" w:footer="708" w:gutter="0"/>
@@ -2470,7 +2763,7 @@
   <w:abstractNum w:abstractNumId="2" w15:restartNumberingAfterBreak="0">
     <w:nsid w:val="0E8414DF"/>
     <w:multiLevelType w:val="hybridMultilevel"/>
-    <w:tmpl w:val="A9C0C180"/>
+    <w:tmpl w:val="ABEE4082"/>
     <w:lvl w:ilvl="0" w:tplc="100C000F">
       <w:start w:val="1"/>
       <w:numFmt w:val="decimal"/>
@@ -3092,6 +3385,119 @@
     </w:lvl>
   </w:abstractNum>
   <w:abstractNum w:abstractNumId="8" w15:restartNumberingAfterBreak="0">
+    <w:nsid w:val="350C570A"/>
+    <w:multiLevelType w:val="hybridMultilevel"/>
+    <w:tmpl w:val="C3CC1F20"/>
+    <w:lvl w:ilvl="0" w:tplc="100C0001">
+      <w:start w:val="1"/>
+      <w:numFmt w:val="bullet"/>
+      <w:lvlText w:val=""/>
+      <w:lvlJc w:val="left"/>
+      <w:pPr>
+        <w:ind w:left="720" w:hanging="360"/>
+      </w:pPr>
+      <w:rPr>
+        <w:rFonts w:ascii="Symbol" w:hAnsi="Symbol" w:hint="default"/>
+      </w:rPr>
+    </w:lvl>
+    <w:lvl w:ilvl="1" w:tplc="100C0003" w:tentative="1">
+      <w:start w:val="1"/>
+      <w:numFmt w:val="bullet"/>
+      <w:lvlText w:val="o"/>
+      <w:lvlJc w:val="left"/>
+      <w:pPr>
+        <w:ind w:left="1440" w:hanging="360"/>
+      </w:pPr>
+      <w:rPr>
+        <w:rFonts w:ascii="Courier New" w:hAnsi="Courier New" w:cs="Courier New" w:hint="default"/>
+      </w:rPr>
+    </w:lvl>
+    <w:lvl w:ilvl="2" w:tplc="100C0005" w:tentative="1">
+      <w:start w:val="1"/>
+      <w:numFmt w:val="bullet"/>
+      <w:lvlText w:val=""/>
+      <w:lvlJc w:val="left"/>
+      <w:pPr>
+        <w:ind w:left="2160" w:hanging="360"/>
+      </w:pPr>
+      <w:rPr>
+        <w:rFonts w:ascii="Wingdings" w:hAnsi="Wingdings" w:hint="default"/>
+      </w:rPr>
+    </w:lvl>
+    <w:lvl w:ilvl="3" w:tplc="100C0001" w:tentative="1">
+      <w:start w:val="1"/>
+      <w:numFmt w:val="bullet"/>
+      <w:lvlText w:val=""/>
+      <w:lvlJc w:val="left"/>
+      <w:pPr>
+        <w:ind w:left="2880" w:hanging="360"/>
+      </w:pPr>
+      <w:rPr>
+        <w:rFonts w:ascii="Symbol" w:hAnsi="Symbol" w:hint="default"/>
+      </w:rPr>
+    </w:lvl>
+    <w:lvl w:ilvl="4" w:tplc="100C0003" w:tentative="1">
+      <w:start w:val="1"/>
+      <w:numFmt w:val="bullet"/>
+      <w:lvlText w:val="o"/>
+      <w:lvlJc w:val="left"/>
+      <w:pPr>
+        <w:ind w:left="3600" w:hanging="360"/>
+      </w:pPr>
+      <w:rPr>
+        <w:rFonts w:ascii="Courier New" w:hAnsi="Courier New" w:cs="Courier New" w:hint="default"/>
+      </w:rPr>
+    </w:lvl>
+    <w:lvl w:ilvl="5" w:tplc="100C0005" w:tentative="1">
+      <w:start w:val="1"/>
+      <w:numFmt w:val="bullet"/>
+      <w:lvlText w:val=""/>
+      <w:lvlJc w:val="left"/>
+      <w:pPr>
+        <w:ind w:left="4320" w:hanging="360"/>
+      </w:pPr>
+      <w:rPr>
+        <w:rFonts w:ascii="Wingdings" w:hAnsi="Wingdings" w:hint="default"/>
+      </w:rPr>
+    </w:lvl>
+    <w:lvl w:ilvl="6" w:tplc="100C0001" w:tentative="1">
+      <w:start w:val="1"/>
+      <w:numFmt w:val="bullet"/>
+      <w:lvlText w:val=""/>
+      <w:lvlJc w:val="left"/>
+      <w:pPr>
+        <w:ind w:left="5040" w:hanging="360"/>
+      </w:pPr>
+      <w:rPr>
+        <w:rFonts w:ascii="Symbol" w:hAnsi="Symbol" w:hint="default"/>
+      </w:rPr>
+    </w:lvl>
+    <w:lvl w:ilvl="7" w:tplc="100C0003" w:tentative="1">
+      <w:start w:val="1"/>
+      <w:numFmt w:val="bullet"/>
+      <w:lvlText w:val="o"/>
+      <w:lvlJc w:val="left"/>
+      <w:pPr>
+        <w:ind w:left="5760" w:hanging="360"/>
+      </w:pPr>
+      <w:rPr>
+        <w:rFonts w:ascii="Courier New" w:hAnsi="Courier New" w:cs="Courier New" w:hint="default"/>
+      </w:rPr>
+    </w:lvl>
+    <w:lvl w:ilvl="8" w:tplc="100C0005" w:tentative="1">
+      <w:start w:val="1"/>
+      <w:numFmt w:val="bullet"/>
+      <w:lvlText w:val=""/>
+      <w:lvlJc w:val="left"/>
+      <w:pPr>
+        <w:ind w:left="6480" w:hanging="360"/>
+      </w:pPr>
+      <w:rPr>
+        <w:rFonts w:ascii="Wingdings" w:hAnsi="Wingdings" w:hint="default"/>
+      </w:rPr>
+    </w:lvl>
+  </w:abstractNum>
+  <w:abstractNum w:abstractNumId="9" w15:restartNumberingAfterBreak="0">
     <w:nsid w:val="3BE62C46"/>
     <w:multiLevelType w:val="hybridMultilevel"/>
     <w:tmpl w:val="7E68C346"/>
@@ -3204,7 +3610,7 @@
       </w:rPr>
     </w:lvl>
   </w:abstractNum>
-  <w:abstractNum w:abstractNumId="9" w15:restartNumberingAfterBreak="0">
+  <w:abstractNum w:abstractNumId="10" w15:restartNumberingAfterBreak="0">
     <w:nsid w:val="49AE59B2"/>
     <w:multiLevelType w:val="hybridMultilevel"/>
     <w:tmpl w:val="8BFCC104"/>
@@ -3290,7 +3696,7 @@
       </w:pPr>
     </w:lvl>
   </w:abstractNum>
-  <w:abstractNum w:abstractNumId="10" w15:restartNumberingAfterBreak="0">
+  <w:abstractNum w:abstractNumId="11" w15:restartNumberingAfterBreak="0">
     <w:nsid w:val="4EB24BBC"/>
     <w:multiLevelType w:val="hybridMultilevel"/>
     <w:tmpl w:val="8338616C"/>
@@ -3376,7 +3782,7 @@
       </w:pPr>
     </w:lvl>
   </w:abstractNum>
-  <w:abstractNum w:abstractNumId="11" w15:restartNumberingAfterBreak="0">
+  <w:abstractNum w:abstractNumId="12" w15:restartNumberingAfterBreak="0">
     <w:nsid w:val="5FC01693"/>
     <w:multiLevelType w:val="hybridMultilevel"/>
     <w:tmpl w:val="622A71DC"/>
@@ -3489,7 +3895,7 @@
       </w:rPr>
     </w:lvl>
   </w:abstractNum>
-  <w:abstractNum w:abstractNumId="12" w15:restartNumberingAfterBreak="0">
+  <w:abstractNum w:abstractNumId="13" w15:restartNumberingAfterBreak="0">
     <w:nsid w:val="61F1310A"/>
     <w:multiLevelType w:val="hybridMultilevel"/>
     <w:tmpl w:val="133EB1BE"/>
@@ -3602,7 +4008,7 @@
       </w:rPr>
     </w:lvl>
   </w:abstractNum>
-  <w:abstractNum w:abstractNumId="13" w15:restartNumberingAfterBreak="0">
+  <w:abstractNum w:abstractNumId="14" w15:restartNumberingAfterBreak="0">
     <w:nsid w:val="6FBF3430"/>
     <w:multiLevelType w:val="hybridMultilevel"/>
     <w:tmpl w:val="B900E876"/>
@@ -3715,7 +4121,7 @@
       </w:rPr>
     </w:lvl>
   </w:abstractNum>
-  <w:abstractNum w:abstractNumId="14" w15:restartNumberingAfterBreak="0">
+  <w:abstractNum w:abstractNumId="15" w15:restartNumberingAfterBreak="0">
     <w:nsid w:val="71226459"/>
     <w:multiLevelType w:val="hybridMultilevel"/>
     <w:tmpl w:val="CD90C7B6"/>
@@ -3805,10 +4211,10 @@
     <w:abstractNumId w:val="2"/>
   </w:num>
   <w:num w:numId="2">
-    <w:abstractNumId w:val="12"/>
+    <w:abstractNumId w:val="13"/>
   </w:num>
   <w:num w:numId="3">
-    <w:abstractNumId w:val="11"/>
+    <w:abstractNumId w:val="12"/>
   </w:num>
   <w:num w:numId="4">
     <w:abstractNumId w:val="5"/>
@@ -3817,10 +4223,10 @@
     <w:abstractNumId w:val="4"/>
   </w:num>
   <w:num w:numId="6">
-    <w:abstractNumId w:val="13"/>
+    <w:abstractNumId w:val="14"/>
   </w:num>
   <w:num w:numId="7">
-    <w:abstractNumId w:val="8"/>
+    <w:abstractNumId w:val="9"/>
   </w:num>
   <w:num w:numId="8">
     <w:abstractNumId w:val="6"/>
@@ -3832,19 +4238,22 @@
     <w:abstractNumId w:val="1"/>
   </w:num>
   <w:num w:numId="11">
-    <w:abstractNumId w:val="14"/>
+    <w:abstractNumId w:val="15"/>
   </w:num>
   <w:num w:numId="12">
     <w:abstractNumId w:val="7"/>
   </w:num>
   <w:num w:numId="13">
-    <w:abstractNumId w:val="10"/>
+    <w:abstractNumId w:val="11"/>
   </w:num>
   <w:num w:numId="14">
-    <w:abstractNumId w:val="9"/>
+    <w:abstractNumId w:val="10"/>
   </w:num>
   <w:num w:numId="15">
     <w:abstractNumId w:val="3"/>
+  </w:num>
+  <w:num w:numId="16">
+    <w:abstractNumId w:val="8"/>
   </w:num>
 </w:numbering>
 </file>
@@ -4741,7 +5150,7 @@
 </file>
 
 <file path=customXml/itemProps1.xml><?xml version="1.0" encoding="utf-8"?>
-<ds:datastoreItem xmlns:ds="http://schemas.openxmlformats.org/officeDocument/2006/customXml" ds:itemID="{8DABAD3A-41C4-4863-BA94-350012FFA1EA}">
+<ds:datastoreItem xmlns:ds="http://schemas.openxmlformats.org/officeDocument/2006/customXml" ds:itemID="{5C2237A2-0179-4906-B614-ACF93A6B5002}">
   <ds:schemaRefs>
     <ds:schemaRef ds:uri="http://schemas.openxmlformats.org/officeDocument/2006/bibliography"/>
   </ds:schemaRefs>

--- a/Doc/JT-PRE-TPI.docx
+++ b/Doc/JT-PRE-TPI.docx
@@ -2124,15 +2124,7 @@
     </w:p>
     <w:p>
       <w:r>
-        <w:t xml:space="preserve">Ces classes me permettent d’avoir un code plus lisible et de créer, par exemple, de nouveau obstacles très facilement. </w:t>
-      </w:r>
-      <w:proofErr w:type="spellStart"/>
-      <w:r>
-        <w:t>Raylib</w:t>
-      </w:r>
-      <w:proofErr w:type="spellEnd"/>
-      <w:r>
-        <w:t xml:space="preserve"> donne accès à beaucoup de fonction dans le programme principale, mais en voyant que celui-ci se complexifiait j’était contraint de départager le code dans des classes pratiques d’utilisation.</w:t>
+        <w:t>Ces classes me permettent d’avoir un code plus lisible et de créer, par exemple, de nouveau obstacles très facilement. Raylib donne accès à beaucoup de fonction dans le programme principale, mais en voyant que celui-ci se complexifiait j’était contraint de départager le code dans des classes pratiques d’utilisation.</w:t>
       </w:r>
     </w:p>
     <w:p>
@@ -2513,8 +2505,70 @@
       </w:r>
     </w:p>
     <w:p>
+      <w:r>
+        <w:br w:type="page"/>
+      </w:r>
+    </w:p>
+    <w:p>
+      <w:pPr>
+        <w:pStyle w:val="Titre1"/>
+        <w:numPr>
+          <w:ilvl w:val="0"/>
+          <w:numId w:val="1"/>
+        </w:numPr>
+      </w:pPr>
+      <w:r>
+        <w:lastRenderedPageBreak/>
+        <w:t>24</w:t>
+      </w:r>
+      <w:r>
+        <w:t>.03.2025</w:t>
+      </w:r>
+    </w:p>
+    <w:p>
+      <w:pPr>
+        <w:rPr>
+          <w:rFonts w:asciiTheme="majorHAnsi" w:eastAsiaTheme="majorEastAsia" w:hAnsiTheme="majorHAnsi" w:cstheme="majorBidi"/>
+          <w:color w:val="2F5496" w:themeColor="accent1" w:themeShade="BF"/>
+          <w:sz w:val="32"/>
+          <w:szCs w:val="32"/>
+        </w:rPr>
+      </w:pPr>
+      <w:r>
+        <w:t>Rédaction du rapport, correction des derniers bugs</w:t>
+      </w:r>
+      <w:r>
+        <w:t>.</w:t>
+      </w:r>
       <w:bookmarkStart w:id="8" w:name="_GoBack"/>
       <w:bookmarkEnd w:id="8"/>
+      <w:r>
+        <w:br w:type="page"/>
+      </w:r>
+    </w:p>
+    <w:p>
+      <w:pPr>
+        <w:pStyle w:val="Titre1"/>
+        <w:numPr>
+          <w:ilvl w:val="0"/>
+          <w:numId w:val="1"/>
+        </w:numPr>
+      </w:pPr>
+      <w:r>
+        <w:lastRenderedPageBreak/>
+        <w:t>25.03.2025</w:t>
+      </w:r>
+    </w:p>
+    <w:p>
+      <w:r>
+        <w:t>Rédaction du rapport, mise à jour du JT, commentaires dans le code</w:t>
+      </w:r>
+      <w:r>
+        <w:t xml:space="preserve"> et code propre</w:t>
+      </w:r>
+      <w:r>
+        <w:t>.</w:t>
+      </w:r>
     </w:p>
     <w:sectPr>
       <w:pgSz w:w="11906" w:h="16838"/>
@@ -2535,6 +2589,92 @@
 <file path=word/numbering.xml><?xml version="1.0" encoding="utf-8"?>
 <w:numbering xmlns:wpc="http://schemas.microsoft.com/office/word/2010/wordprocessingCanvas" xmlns:cx="http://schemas.microsoft.com/office/drawing/2014/chartex" xmlns:cx1="http://schemas.microsoft.com/office/drawing/2015/9/8/chartex" xmlns:cx2="http://schemas.microsoft.com/office/drawing/2015/10/21/chartex" xmlns:cx3="http://schemas.microsoft.com/office/drawing/2016/5/9/chartex" xmlns:cx4="http://schemas.microsoft.com/office/drawing/2016/5/10/chartex" xmlns:cx5="http://schemas.microsoft.com/office/drawing/2016/5/11/chartex" xmlns:cx6="http://schemas.microsoft.com/office/drawing/2016/5/12/chartex" xmlns:cx7="http://schemas.microsoft.com/office/drawing/2016/5/13/chartex" xmlns:cx8="http://schemas.microsoft.com/office/drawing/2016/5/14/chartex" xmlns:mc="http://schemas.openxmlformats.org/markup-compatibility/2006" xmlns:aink="http://schemas.microsoft.com/office/drawing/2016/ink" xmlns:am3d="http://schemas.microsoft.com/office/drawing/2017/model3d" xmlns:o="urn:schemas-microsoft-com:office:office" xmlns:r="http://schemas.openxmlformats.org/officeDocument/2006/relationships" xmlns:m="http://schemas.openxmlformats.org/officeDocument/2006/math" xmlns:v="urn:schemas-microsoft-com:vml" xmlns:wp14="http://schemas.microsoft.com/office/word/2010/wordprocessingDrawing" xmlns:wp="http://schemas.openxmlformats.org/drawingml/2006/wordprocessingDrawing" xmlns:w10="urn:schemas-microsoft-com:office:word" xmlns:w="http://schemas.openxmlformats.org/wordprocessingml/2006/main" xmlns:w14="http://schemas.microsoft.com/office/word/2010/wordml" xmlns:w15="http://schemas.microsoft.com/office/word/2012/wordml" xmlns:w16cid="http://schemas.microsoft.com/office/word/2016/wordml/cid" xmlns:w16se="http://schemas.microsoft.com/office/word/2015/wordml/symex" xmlns:wpg="http://schemas.microsoft.com/office/word/2010/wordprocessingGroup" xmlns:wpi="http://schemas.microsoft.com/office/word/2010/wordprocessingInk" xmlns:wne="http://schemas.microsoft.com/office/word/2006/wordml" xmlns:wps="http://schemas.microsoft.com/office/word/2010/wordprocessingShape" mc:Ignorable="w14 w15 w16se w16cid wp14">
   <w:abstractNum w:abstractNumId="0" w15:restartNumberingAfterBreak="0">
+    <w:nsid w:val="036D1A09"/>
+    <w:multiLevelType w:val="hybridMultilevel"/>
+    <w:tmpl w:val="ABEE4082"/>
+    <w:lvl w:ilvl="0" w:tplc="100C000F">
+      <w:start w:val="1"/>
+      <w:numFmt w:val="decimal"/>
+      <w:lvlText w:val="%1."/>
+      <w:lvlJc w:val="left"/>
+      <w:pPr>
+        <w:ind w:left="720" w:hanging="360"/>
+      </w:pPr>
+    </w:lvl>
+    <w:lvl w:ilvl="1" w:tplc="100C0019" w:tentative="1">
+      <w:start w:val="1"/>
+      <w:numFmt w:val="lowerLetter"/>
+      <w:lvlText w:val="%2."/>
+      <w:lvlJc w:val="left"/>
+      <w:pPr>
+        <w:ind w:left="1440" w:hanging="360"/>
+      </w:pPr>
+    </w:lvl>
+    <w:lvl w:ilvl="2" w:tplc="100C001B" w:tentative="1">
+      <w:start w:val="1"/>
+      <w:numFmt w:val="lowerRoman"/>
+      <w:lvlText w:val="%3."/>
+      <w:lvlJc w:val="right"/>
+      <w:pPr>
+        <w:ind w:left="2160" w:hanging="180"/>
+      </w:pPr>
+    </w:lvl>
+    <w:lvl w:ilvl="3" w:tplc="100C000F" w:tentative="1">
+      <w:start w:val="1"/>
+      <w:numFmt w:val="decimal"/>
+      <w:lvlText w:val="%4."/>
+      <w:lvlJc w:val="left"/>
+      <w:pPr>
+        <w:ind w:left="2880" w:hanging="360"/>
+      </w:pPr>
+    </w:lvl>
+    <w:lvl w:ilvl="4" w:tplc="100C0019" w:tentative="1">
+      <w:start w:val="1"/>
+      <w:numFmt w:val="lowerLetter"/>
+      <w:lvlText w:val="%5."/>
+      <w:lvlJc w:val="left"/>
+      <w:pPr>
+        <w:ind w:left="3600" w:hanging="360"/>
+      </w:pPr>
+    </w:lvl>
+    <w:lvl w:ilvl="5" w:tplc="100C001B" w:tentative="1">
+      <w:start w:val="1"/>
+      <w:numFmt w:val="lowerRoman"/>
+      <w:lvlText w:val="%6."/>
+      <w:lvlJc w:val="right"/>
+      <w:pPr>
+        <w:ind w:left="4320" w:hanging="180"/>
+      </w:pPr>
+    </w:lvl>
+    <w:lvl w:ilvl="6" w:tplc="100C000F" w:tentative="1">
+      <w:start w:val="1"/>
+      <w:numFmt w:val="decimal"/>
+      <w:lvlText w:val="%7."/>
+      <w:lvlJc w:val="left"/>
+      <w:pPr>
+        <w:ind w:left="5040" w:hanging="360"/>
+      </w:pPr>
+    </w:lvl>
+    <w:lvl w:ilvl="7" w:tplc="100C0019" w:tentative="1">
+      <w:start w:val="1"/>
+      <w:numFmt w:val="lowerLetter"/>
+      <w:lvlText w:val="%8."/>
+      <w:lvlJc w:val="left"/>
+      <w:pPr>
+        <w:ind w:left="5760" w:hanging="360"/>
+      </w:pPr>
+    </w:lvl>
+    <w:lvl w:ilvl="8" w:tplc="100C001B" w:tentative="1">
+      <w:start w:val="1"/>
+      <w:numFmt w:val="lowerRoman"/>
+      <w:lvlText w:val="%9."/>
+      <w:lvlJc w:val="right"/>
+      <w:pPr>
+        <w:ind w:left="6480" w:hanging="180"/>
+      </w:pPr>
+    </w:lvl>
+  </w:abstractNum>
+  <w:abstractNum w:abstractNumId="1" w15:restartNumberingAfterBreak="0">
     <w:nsid w:val="04CE074F"/>
     <w:multiLevelType w:val="hybridMultilevel"/>
     <w:tmpl w:val="31B8C1B8"/>
@@ -2647,7 +2787,7 @@
       </w:rPr>
     </w:lvl>
   </w:abstractNum>
-  <w:abstractNum w:abstractNumId="1" w15:restartNumberingAfterBreak="0">
+  <w:abstractNum w:abstractNumId="2" w15:restartNumberingAfterBreak="0">
     <w:nsid w:val="0A7025C0"/>
     <w:multiLevelType w:val="hybridMultilevel"/>
     <w:tmpl w:val="F93C3170"/>
@@ -2760,10 +2900,10 @@
       </w:rPr>
     </w:lvl>
   </w:abstractNum>
-  <w:abstractNum w:abstractNumId="2" w15:restartNumberingAfterBreak="0">
+  <w:abstractNum w:abstractNumId="3" w15:restartNumberingAfterBreak="0">
     <w:nsid w:val="0E8414DF"/>
     <w:multiLevelType w:val="hybridMultilevel"/>
-    <w:tmpl w:val="ABEE4082"/>
+    <w:tmpl w:val="F7844054"/>
     <w:lvl w:ilvl="0" w:tplc="100C000F">
       <w:start w:val="1"/>
       <w:numFmt w:val="decimal"/>
@@ -2846,7 +2986,7 @@
       </w:pPr>
     </w:lvl>
   </w:abstractNum>
-  <w:abstractNum w:abstractNumId="3" w15:restartNumberingAfterBreak="0">
+  <w:abstractNum w:abstractNumId="4" w15:restartNumberingAfterBreak="0">
     <w:nsid w:val="15477B94"/>
     <w:multiLevelType w:val="hybridMultilevel"/>
     <w:tmpl w:val="11BC9D68"/>
@@ -2932,7 +3072,7 @@
       </w:pPr>
     </w:lvl>
   </w:abstractNum>
-  <w:abstractNum w:abstractNumId="4" w15:restartNumberingAfterBreak="0">
+  <w:abstractNum w:abstractNumId="5" w15:restartNumberingAfterBreak="0">
     <w:nsid w:val="1C75795F"/>
     <w:multiLevelType w:val="hybridMultilevel"/>
     <w:tmpl w:val="2BF60B10"/>
@@ -3045,7 +3185,7 @@
       </w:rPr>
     </w:lvl>
   </w:abstractNum>
-  <w:abstractNum w:abstractNumId="5" w15:restartNumberingAfterBreak="0">
+  <w:abstractNum w:abstractNumId="6" w15:restartNumberingAfterBreak="0">
     <w:nsid w:val="220E18DF"/>
     <w:multiLevelType w:val="hybridMultilevel"/>
     <w:tmpl w:val="C73CC306"/>
@@ -3158,7 +3298,7 @@
       </w:rPr>
     </w:lvl>
   </w:abstractNum>
-  <w:abstractNum w:abstractNumId="6" w15:restartNumberingAfterBreak="0">
+  <w:abstractNum w:abstractNumId="7" w15:restartNumberingAfterBreak="0">
     <w:nsid w:val="23F22866"/>
     <w:multiLevelType w:val="hybridMultilevel"/>
     <w:tmpl w:val="333C0EC6"/>
@@ -3271,7 +3411,7 @@
       </w:rPr>
     </w:lvl>
   </w:abstractNum>
-  <w:abstractNum w:abstractNumId="7" w15:restartNumberingAfterBreak="0">
+  <w:abstractNum w:abstractNumId="8" w15:restartNumberingAfterBreak="0">
     <w:nsid w:val="2C916BBB"/>
     <w:multiLevelType w:val="hybridMultilevel"/>
     <w:tmpl w:val="470022CA"/>
@@ -3384,7 +3524,7 @@
       </w:rPr>
     </w:lvl>
   </w:abstractNum>
-  <w:abstractNum w:abstractNumId="8" w15:restartNumberingAfterBreak="0">
+  <w:abstractNum w:abstractNumId="9" w15:restartNumberingAfterBreak="0">
     <w:nsid w:val="350C570A"/>
     <w:multiLevelType w:val="hybridMultilevel"/>
     <w:tmpl w:val="C3CC1F20"/>
@@ -3497,7 +3637,7 @@
       </w:rPr>
     </w:lvl>
   </w:abstractNum>
-  <w:abstractNum w:abstractNumId="9" w15:restartNumberingAfterBreak="0">
+  <w:abstractNum w:abstractNumId="10" w15:restartNumberingAfterBreak="0">
     <w:nsid w:val="3BE62C46"/>
     <w:multiLevelType w:val="hybridMultilevel"/>
     <w:tmpl w:val="7E68C346"/>
@@ -3610,7 +3750,7 @@
       </w:rPr>
     </w:lvl>
   </w:abstractNum>
-  <w:abstractNum w:abstractNumId="10" w15:restartNumberingAfterBreak="0">
+  <w:abstractNum w:abstractNumId="11" w15:restartNumberingAfterBreak="0">
     <w:nsid w:val="49AE59B2"/>
     <w:multiLevelType w:val="hybridMultilevel"/>
     <w:tmpl w:val="8BFCC104"/>
@@ -3696,7 +3836,7 @@
       </w:pPr>
     </w:lvl>
   </w:abstractNum>
-  <w:abstractNum w:abstractNumId="11" w15:restartNumberingAfterBreak="0">
+  <w:abstractNum w:abstractNumId="12" w15:restartNumberingAfterBreak="0">
     <w:nsid w:val="4EB24BBC"/>
     <w:multiLevelType w:val="hybridMultilevel"/>
     <w:tmpl w:val="8338616C"/>
@@ -3782,7 +3922,7 @@
       </w:pPr>
     </w:lvl>
   </w:abstractNum>
-  <w:abstractNum w:abstractNumId="12" w15:restartNumberingAfterBreak="0">
+  <w:abstractNum w:abstractNumId="13" w15:restartNumberingAfterBreak="0">
     <w:nsid w:val="5FC01693"/>
     <w:multiLevelType w:val="hybridMultilevel"/>
     <w:tmpl w:val="622A71DC"/>
@@ -3895,7 +4035,7 @@
       </w:rPr>
     </w:lvl>
   </w:abstractNum>
-  <w:abstractNum w:abstractNumId="13" w15:restartNumberingAfterBreak="0">
+  <w:abstractNum w:abstractNumId="14" w15:restartNumberingAfterBreak="0">
     <w:nsid w:val="61F1310A"/>
     <w:multiLevelType w:val="hybridMultilevel"/>
     <w:tmpl w:val="133EB1BE"/>
@@ -4008,7 +4148,7 @@
       </w:rPr>
     </w:lvl>
   </w:abstractNum>
-  <w:abstractNum w:abstractNumId="14" w15:restartNumberingAfterBreak="0">
+  <w:abstractNum w:abstractNumId="15" w15:restartNumberingAfterBreak="0">
     <w:nsid w:val="6FBF3430"/>
     <w:multiLevelType w:val="hybridMultilevel"/>
     <w:tmpl w:val="B900E876"/>
@@ -4121,7 +4261,7 @@
       </w:rPr>
     </w:lvl>
   </w:abstractNum>
-  <w:abstractNum w:abstractNumId="15" w15:restartNumberingAfterBreak="0">
+  <w:abstractNum w:abstractNumId="16" w15:restartNumberingAfterBreak="0">
     <w:nsid w:val="71226459"/>
     <w:multiLevelType w:val="hybridMultilevel"/>
     <w:tmpl w:val="CD90C7B6"/>
@@ -4208,52 +4348,55 @@
     </w:lvl>
   </w:abstractNum>
   <w:num w:numId="1">
+    <w:abstractNumId w:val="3"/>
+  </w:num>
+  <w:num w:numId="2">
+    <w:abstractNumId w:val="14"/>
+  </w:num>
+  <w:num w:numId="3">
+    <w:abstractNumId w:val="13"/>
+  </w:num>
+  <w:num w:numId="4">
+    <w:abstractNumId w:val="6"/>
+  </w:num>
+  <w:num w:numId="5">
+    <w:abstractNumId w:val="5"/>
+  </w:num>
+  <w:num w:numId="6">
+    <w:abstractNumId w:val="15"/>
+  </w:num>
+  <w:num w:numId="7">
+    <w:abstractNumId w:val="10"/>
+  </w:num>
+  <w:num w:numId="8">
+    <w:abstractNumId w:val="7"/>
+  </w:num>
+  <w:num w:numId="9">
+    <w:abstractNumId w:val="1"/>
+  </w:num>
+  <w:num w:numId="10">
     <w:abstractNumId w:val="2"/>
   </w:num>
-  <w:num w:numId="2">
-    <w:abstractNumId w:val="13"/>
+  <w:num w:numId="11">
+    <w:abstractNumId w:val="16"/>
   </w:num>
-  <w:num w:numId="3">
+  <w:num w:numId="12">
+    <w:abstractNumId w:val="8"/>
+  </w:num>
+  <w:num w:numId="13">
     <w:abstractNumId w:val="12"/>
   </w:num>
-  <w:num w:numId="4">
-    <w:abstractNumId w:val="5"/>
+  <w:num w:numId="14">
+    <w:abstractNumId w:val="11"/>
   </w:num>
-  <w:num w:numId="5">
+  <w:num w:numId="15">
     <w:abstractNumId w:val="4"/>
   </w:num>
-  <w:num w:numId="6">
-    <w:abstractNumId w:val="14"/>
-  </w:num>
-  <w:num w:numId="7">
+  <w:num w:numId="16">
     <w:abstractNumId w:val="9"/>
   </w:num>
-  <w:num w:numId="8">
-    <w:abstractNumId w:val="6"/>
-  </w:num>
-  <w:num w:numId="9">
+  <w:num w:numId="17">
     <w:abstractNumId w:val="0"/>
-  </w:num>
-  <w:num w:numId="10">
-    <w:abstractNumId w:val="1"/>
-  </w:num>
-  <w:num w:numId="11">
-    <w:abstractNumId w:val="15"/>
-  </w:num>
-  <w:num w:numId="12">
-    <w:abstractNumId w:val="7"/>
-  </w:num>
-  <w:num w:numId="13">
-    <w:abstractNumId w:val="11"/>
-  </w:num>
-  <w:num w:numId="14">
-    <w:abstractNumId w:val="10"/>
-  </w:num>
-  <w:num w:numId="15">
-    <w:abstractNumId w:val="3"/>
-  </w:num>
-  <w:num w:numId="16">
-    <w:abstractNumId w:val="8"/>
   </w:num>
 </w:numbering>
 </file>
@@ -5150,7 +5293,7 @@
 </file>
 
 <file path=customXml/itemProps1.xml><?xml version="1.0" encoding="utf-8"?>
-<ds:datastoreItem xmlns:ds="http://schemas.openxmlformats.org/officeDocument/2006/customXml" ds:itemID="{5C2237A2-0179-4906-B614-ACF93A6B5002}">
+<ds:datastoreItem xmlns:ds="http://schemas.openxmlformats.org/officeDocument/2006/customXml" ds:itemID="{EBA3B3A2-54E2-43BF-9C99-9CEFD9B7DE6D}">
   <ds:schemaRefs>
     <ds:schemaRef ds:uri="http://schemas.openxmlformats.org/officeDocument/2006/bibliography"/>
   </ds:schemaRefs>
